--- a/docs/WTR robot dynamics.docx
+++ b/docs/WTR robot dynamics.docx
@@ -6,6 +6,9 @@
       <w:pPr>
         <w:spacing w:beforeLines="50" w:before="156" w:afterLines="50" w:after="156"/>
         <w:jc w:val="center"/>
+        <w:rPr>
+          <w:rFonts w:hint="eastAsia"/>
+        </w:rPr>
       </w:pPr>
       <w:r>
         <w:t>Dynamic</w:t>
@@ -26,12 +29,16 @@
     <w:p>
       <w:pPr>
         <w:spacing w:beforeLines="50" w:before="156" w:afterLines="50" w:after="156"/>
+        <w:rPr>
+          <w:rFonts w:hint="eastAsia"/>
+        </w:rPr>
       </w:pPr>
     </w:p>
     <w:p>
       <w:pPr>
         <w:spacing w:beforeLines="50" w:before="156" w:afterLines="50" w:after="156"/>
         <w:rPr>
+          <w:rFonts w:hint="eastAsia"/>
           <w:b/>
           <w:bCs/>
         </w:rPr>
@@ -1780,6 +1787,9 @@
     <w:p>
       <w:pPr>
         <w:spacing w:beforeLines="50" w:before="156" w:afterLines="50" w:after="156"/>
+        <w:rPr>
+          <w:rFonts w:hint="eastAsia"/>
+        </w:rPr>
       </w:pPr>
       <w:r>
         <w:rPr>
@@ -1796,8 +1806,14 @@
       <w:pPr>
         <w:spacing w:beforeLines="50" w:before="156" w:afterLines="50" w:after="156"/>
         <w:jc w:val="center"/>
+        <w:rPr>
+          <w:rFonts w:hint="eastAsia"/>
+        </w:rPr>
       </w:pPr>
       <w:r>
+        <w:rPr>
+          <w:noProof/>
+        </w:rPr>
         <w:drawing>
           <wp:inline distT="0" distB="0" distL="0" distR="0" wp14:anchorId="3A1A2425" wp14:editId="15448689">
             <wp:extent cx="3906520" cy="1939449"/>
@@ -1838,6 +1854,9 @@
     <w:p>
       <w:pPr>
         <w:spacing w:beforeLines="50" w:before="156" w:afterLines="50" w:after="156"/>
+        <w:rPr>
+          <w:rFonts w:hint="eastAsia"/>
+        </w:rPr>
       </w:pPr>
       <w:r>
         <w:rPr>
@@ -1872,6 +1891,7 @@
             <w:pPr>
               <w:jc w:val="center"/>
               <w:rPr>
+                <w:rFonts w:hint="eastAsia"/>
                 <w:b/>
                 <w:bCs/>
               </w:rPr>
@@ -1908,6 +1928,7 @@
             <w:pPr>
               <w:jc w:val="center"/>
               <w:rPr>
+                <w:rFonts w:hint="eastAsia"/>
                 <w:b/>
                 <w:bCs/>
               </w:rPr>
@@ -1960,6 +1981,7 @@
             <w:pPr>
               <w:jc w:val="center"/>
               <w:rPr>
+                <w:rFonts w:hint="eastAsia"/>
                 <w:b/>
                 <w:bCs/>
               </w:rPr>
@@ -2012,6 +2034,7 @@
             <w:pPr>
               <w:jc w:val="center"/>
               <w:rPr>
+                <w:rFonts w:hint="eastAsia"/>
                 <w:b/>
                 <w:bCs/>
               </w:rPr>
@@ -2064,6 +2087,7 @@
             <w:pPr>
               <w:jc w:val="center"/>
               <w:rPr>
+                <w:rFonts w:hint="eastAsia"/>
                 <w:b/>
                 <w:bCs/>
               </w:rPr>
@@ -2116,6 +2140,7 @@
             <w:pPr>
               <w:jc w:val="center"/>
               <w:rPr>
+                <w:rFonts w:hint="eastAsia"/>
                 <w:b/>
                 <w:bCs/>
               </w:rPr>
@@ -2138,6 +2163,9 @@
           <w:p>
             <w:pPr>
               <w:jc w:val="center"/>
+              <w:rPr>
+                <w:rFonts w:hint="eastAsia"/>
+              </w:rPr>
             </w:pPr>
             <w:r>
               <w:t>1</w:t>
@@ -2151,6 +2179,9 @@
           <w:p>
             <w:pPr>
               <w:jc w:val="center"/>
+              <w:rPr>
+                <w:rFonts w:hint="eastAsia"/>
+              </w:rPr>
             </w:pPr>
             <w:r>
               <w:t>0</w:t>
@@ -2164,6 +2195,9 @@
           <w:p>
             <w:pPr>
               <w:jc w:val="center"/>
+              <w:rPr>
+                <w:rFonts w:hint="eastAsia"/>
+              </w:rPr>
             </w:pPr>
             <w:r>
               <w:t>0</w:t>
@@ -2177,6 +2211,9 @@
           <w:p>
             <w:pPr>
               <w:jc w:val="center"/>
+              <w:rPr>
+                <w:rFonts w:hint="eastAsia"/>
+              </w:rPr>
             </w:pPr>
             <m:oMathPara>
               <m:oMath>
@@ -2249,6 +2286,9 @@
           <w:p>
             <w:pPr>
               <w:jc w:val="center"/>
+              <w:rPr>
+                <w:rFonts w:hint="eastAsia"/>
+              </w:rPr>
             </w:pPr>
             <w:r>
               <w:t>0</w:t>
@@ -2262,6 +2302,9 @@
           <w:p>
             <w:pPr>
               <w:jc w:val="center"/>
+              <w:rPr>
+                <w:rFonts w:hint="eastAsia"/>
+              </w:rPr>
             </w:pPr>
             <w:r>
               <w:t>Prismatic</w:t>
@@ -2277,6 +2320,9 @@
           <w:p>
             <w:pPr>
               <w:jc w:val="center"/>
+              <w:rPr>
+                <w:rFonts w:hint="eastAsia"/>
+              </w:rPr>
             </w:pPr>
             <w:r>
               <w:t>2</w:t>
@@ -2290,6 +2336,9 @@
           <w:p>
             <w:pPr>
               <w:jc w:val="center"/>
+              <w:rPr>
+                <w:rFonts w:hint="eastAsia"/>
+              </w:rPr>
             </w:pPr>
             <m:oMathPara>
               <m:oMath>
@@ -2362,6 +2411,9 @@
           <w:p>
             <w:pPr>
               <w:jc w:val="center"/>
+              <w:rPr>
+                <w:rFonts w:hint="eastAsia"/>
+              </w:rPr>
             </w:pPr>
             <m:oMathPara>
               <m:oMath>
@@ -2402,6 +2454,9 @@
           <w:p>
             <w:pPr>
               <w:jc w:val="center"/>
+              <w:rPr>
+                <w:rFonts w:hint="eastAsia"/>
+              </w:rPr>
             </w:pPr>
             <w:r>
               <w:t>0</w:t>
@@ -2415,6 +2470,9 @@
           <w:p>
             <w:pPr>
               <w:jc w:val="center"/>
+              <w:rPr>
+                <w:rFonts w:hint="eastAsia"/>
+              </w:rPr>
             </w:pPr>
             <w:r>
               <w:t>0</w:t>
@@ -2428,6 +2486,9 @@
           <w:p>
             <w:pPr>
               <w:jc w:val="center"/>
+              <w:rPr>
+                <w:rFonts w:hint="eastAsia"/>
+              </w:rPr>
             </w:pPr>
             <w:r>
               <w:t>Revolute</w:t>
@@ -2443,6 +2504,9 @@
           <w:p>
             <w:pPr>
               <w:jc w:val="center"/>
+              <w:rPr>
+                <w:rFonts w:hint="eastAsia"/>
+              </w:rPr>
             </w:pPr>
             <w:r>
               <w:t>3</w:t>
@@ -2456,6 +2520,9 @@
           <w:p>
             <w:pPr>
               <w:jc w:val="center"/>
+              <w:rPr>
+                <w:rFonts w:hint="eastAsia"/>
+              </w:rPr>
             </w:pPr>
             <m:oMathPara>
               <m:oMath>
@@ -2528,6 +2595,9 @@
           <w:p>
             <w:pPr>
               <w:jc w:val="center"/>
+              <w:rPr>
+                <w:rFonts w:hint="eastAsia"/>
+              </w:rPr>
             </w:pPr>
             <m:oMathPara>
               <m:oMath>
@@ -2568,6 +2638,9 @@
           <w:p>
             <w:pPr>
               <w:jc w:val="center"/>
+              <w:rPr>
+                <w:rFonts w:hint="eastAsia"/>
+              </w:rPr>
             </w:pPr>
             <w:r>
               <w:t>0</w:t>
@@ -2581,6 +2654,9 @@
           <w:p>
             <w:pPr>
               <w:jc w:val="center"/>
+              <w:rPr>
+                <w:rFonts w:hint="eastAsia"/>
+              </w:rPr>
             </w:pPr>
             <w:r>
               <w:t>0</w:t>
@@ -2594,6 +2670,9 @@
           <w:p>
             <w:pPr>
               <w:jc w:val="center"/>
+              <w:rPr>
+                <w:rFonts w:hint="eastAsia"/>
+              </w:rPr>
             </w:pPr>
             <w:r>
               <w:t>Revolute</w:t>
@@ -2609,6 +2688,9 @@
           <w:p>
             <w:pPr>
               <w:jc w:val="center"/>
+              <w:rPr>
+                <w:rFonts w:hint="eastAsia"/>
+              </w:rPr>
             </w:pPr>
             <w:r>
               <w:t>4</w:t>
@@ -2622,6 +2704,9 @@
           <w:p>
             <w:pPr>
               <w:jc w:val="center"/>
+              <w:rPr>
+                <w:rFonts w:hint="eastAsia"/>
+              </w:rPr>
             </w:pPr>
             <m:oMathPara>
               <m:oMath>
@@ -2694,6 +2779,9 @@
           <w:p>
             <w:pPr>
               <w:jc w:val="center"/>
+              <w:rPr>
+                <w:rFonts w:hint="eastAsia"/>
+              </w:rPr>
             </w:pPr>
             <m:oMathPara>
               <m:oMath>
@@ -2734,6 +2822,9 @@
           <w:p>
             <w:pPr>
               <w:jc w:val="center"/>
+              <w:rPr>
+                <w:rFonts w:hint="eastAsia"/>
+              </w:rPr>
             </w:pPr>
             <w:r>
               <w:t>0</w:t>
@@ -2747,6 +2838,9 @@
           <w:p>
             <w:pPr>
               <w:jc w:val="center"/>
+              <w:rPr>
+                <w:rFonts w:hint="eastAsia"/>
+              </w:rPr>
             </w:pPr>
             <w:r>
               <w:t>0</w:t>
@@ -2760,6 +2854,9 @@
           <w:p>
             <w:pPr>
               <w:jc w:val="center"/>
+              <w:rPr>
+                <w:rFonts w:hint="eastAsia"/>
+              </w:rPr>
             </w:pPr>
             <w:r>
               <w:t>Revolute</w:t>
@@ -2775,6 +2872,9 @@
           <w:p>
             <w:pPr>
               <w:jc w:val="center"/>
+              <w:rPr>
+                <w:rFonts w:hint="eastAsia"/>
+              </w:rPr>
             </w:pPr>
             <w:r>
               <w:rPr>
@@ -2811,7 +2911,7 @@
             <w:pPr>
               <w:jc w:val="center"/>
               <w:rPr>
-                <w:rFonts w:ascii="等线" w:eastAsia="等线" w:hAnsi="等线" w:cs="Times New Roman"/>
+                <w:rFonts w:ascii="等线" w:eastAsia="等线" w:hAnsi="等线" w:cs="Times New Roman" w:hint="eastAsia"/>
               </w:rPr>
             </w:pPr>
             <m:oMathPara>
@@ -2872,6 +2972,9 @@
           <w:p>
             <w:pPr>
               <w:jc w:val="center"/>
+              <w:rPr>
+                <w:rFonts w:hint="eastAsia"/>
+              </w:rPr>
             </w:pPr>
             <w:r>
               <w:rPr>
@@ -2888,6 +2991,9 @@
           <w:p>
             <w:pPr>
               <w:jc w:val="center"/>
+              <w:rPr>
+                <w:rFonts w:hint="eastAsia"/>
+              </w:rPr>
             </w:pPr>
             <w:r>
               <w:rPr>
@@ -2902,6 +3008,9 @@
     <w:p>
       <w:pPr>
         <w:spacing w:beforeLines="50" w:before="156" w:afterLines="50" w:after="156"/>
+        <w:rPr>
+          <w:rFonts w:hint="eastAsia"/>
+        </w:rPr>
       </w:pPr>
     </w:p>
     <w:p>
@@ -3020,13 +3129,7 @@
                 <w:rPr>
                   <w:rFonts w:ascii="Cambria Math" w:hAnsi="Cambria Math"/>
                 </w:rPr>
-                <m:t>i</m:t>
-              </m:r>
-              <m:r>
-                <w:rPr>
-                  <w:rFonts w:ascii="Cambria Math" w:hAnsi="Cambria Math"/>
-                </w:rPr>
-                <m:t>-1</m:t>
+                <m:t>i-1</m:t>
               </m:r>
             </m:sup>
           </m:sSubSup>
@@ -4447,19 +4550,7 @@
               <w:rPr>
                 <w:rFonts w:ascii="Cambria Math" w:hAnsi="Cambria Math"/>
               </w:rPr>
-              <m:t>i</m:t>
-            </m:r>
-            <m:r>
-              <w:rPr>
-                <w:rFonts w:ascii="Cambria Math" w:hAnsi="Cambria Math"/>
-              </w:rPr>
-              <m:t>-</m:t>
-            </m:r>
-            <m:r>
-              <w:rPr>
-                <w:rFonts w:ascii="Cambria Math" w:hAnsi="Cambria Math"/>
-              </w:rPr>
-              <m:t>1</m:t>
+              <m:t>i-1</m:t>
             </m:r>
           </m:sup>
         </m:sSubSup>
@@ -4510,19 +4601,7 @@
                 <w:rPr>
                   <w:rFonts w:ascii="Cambria Math" w:hAnsi="Cambria Math"/>
                 </w:rPr>
-                <m:t>i</m:t>
-              </m:r>
-              <m:r>
-                <w:rPr>
-                  <w:rFonts w:ascii="Cambria Math" w:hAnsi="Cambria Math"/>
-                </w:rPr>
-                <m:t>-</m:t>
-              </m:r>
-              <m:r>
-                <w:rPr>
-                  <w:rFonts w:ascii="Cambria Math" w:hAnsi="Cambria Math"/>
-                </w:rPr>
-                <m:t>1</m:t>
+                <m:t>i-1</m:t>
               </m:r>
             </m:sup>
           </m:sSubSup>
@@ -5286,13 +5365,7 @@
                 <w:rPr>
                   <w:rFonts w:ascii="Cambria Math" w:hAnsi="Cambria Math"/>
                 </w:rPr>
-                <m:t>j=</m:t>
-              </m:r>
-              <m:r>
-                <w:rPr>
-                  <w:rFonts w:ascii="Cambria Math" w:hAnsi="Cambria Math"/>
-                </w:rPr>
-                <m:t>1</m:t>
+                <m:t>j=1</m:t>
               </m:r>
             </m:sub>
             <m:sup>
@@ -12329,6 +12402,7 @@
       <w:pPr>
         <w:spacing w:beforeLines="50" w:before="156" w:afterLines="50" w:after="156"/>
         <w:rPr>
+          <w:rFonts w:hint="eastAsia"/>
           <w:color w:val="C00000"/>
         </w:rPr>
       </w:pPr>
@@ -12349,6 +12423,9 @@
     <w:p>
       <w:pPr>
         <w:spacing w:beforeLines="50" w:before="156" w:afterLines="50" w:after="156"/>
+        <w:rPr>
+          <w:rFonts w:hint="eastAsia"/>
+        </w:rPr>
       </w:pPr>
       <w:r>
         <w:t>Since in the end we want the relationship between joint torque and joint position, velocity, acceleration, etc., it’s better to formulate kinetic energy</w:t>
@@ -12421,6 +12498,9 @@
     <w:p>
       <w:pPr>
         <w:spacing w:beforeLines="50" w:before="156" w:afterLines="50" w:after="156"/>
+        <w:rPr>
+          <w:rFonts w:hint="eastAsia"/>
+        </w:rPr>
       </w:pPr>
       <m:oMathPara>
         <m:oMath>
@@ -12588,6 +12668,9 @@
             </m:e>
           </m:acc>
           <m:r>
+            <m:rPr>
+              <m:sty m:val="p"/>
+            </m:rPr>
             <w:rPr>
               <w:rFonts w:ascii="Cambria Math" w:hAnsi="Cambria Math"/>
             </w:rPr>
@@ -12713,6 +12796,9 @@
     <w:p>
       <w:pPr>
         <w:spacing w:beforeLines="50" w:before="156" w:afterLines="50" w:after="156"/>
+        <w:rPr>
+          <w:rFonts w:hint="eastAsia"/>
+        </w:rPr>
       </w:pPr>
       <m:oMath>
         <m:sSub>
@@ -12769,6 +12855,9 @@
     <w:p>
       <w:pPr>
         <w:spacing w:beforeLines="50" w:before="156" w:afterLines="50" w:after="156"/>
+        <w:rPr>
+          <w:rFonts w:hint="eastAsia"/>
+        </w:rPr>
       </w:pPr>
       <m:oMathPara>
         <m:oMath>
@@ -12954,6 +13043,9 @@
     <w:p>
       <w:pPr>
         <w:spacing w:beforeLines="50" w:before="156" w:afterLines="50" w:after="156"/>
+        <w:rPr>
+          <w:rFonts w:hint="eastAsia"/>
+        </w:rPr>
       </w:pPr>
       <m:oMath>
         <m:r>
@@ -12988,6 +13080,9 @@
     <w:p>
       <w:pPr>
         <w:spacing w:beforeLines="50" w:before="156" w:afterLines="50" w:after="156"/>
+        <w:rPr>
+          <w:rFonts w:hint="eastAsia"/>
+        </w:rPr>
       </w:pPr>
       <w:r>
         <w:t xml:space="preserve">Deriving the mass matrix </w:t>
@@ -13017,6 +13112,9 @@
     <w:p>
       <w:pPr>
         <w:spacing w:beforeLines="50" w:before="156" w:afterLines="50" w:after="156"/>
+        <w:rPr>
+          <w:rFonts w:hint="eastAsia"/>
+        </w:rPr>
       </w:pPr>
       <m:oMathPara>
         <m:oMath>
@@ -13184,6 +13282,9 @@
     <w:p>
       <w:pPr>
         <w:spacing w:beforeLines="50" w:before="156" w:afterLines="50" w:after="156"/>
+        <w:rPr>
+          <w:rFonts w:hint="eastAsia"/>
+        </w:rPr>
       </w:pPr>
       <w:r>
         <w:rPr>
@@ -13198,6 +13299,9 @@
     <w:p>
       <w:pPr>
         <w:spacing w:beforeLines="50" w:before="156" w:afterLines="50" w:after="156"/>
+        <w:rPr>
+          <w:rFonts w:hint="eastAsia"/>
+        </w:rPr>
       </w:pPr>
       <w:r>
         <w:rPr>
@@ -13213,7 +13317,7 @@
       <w:pPr>
         <w:spacing w:beforeLines="50" w:before="156" w:afterLines="50" w:after="156"/>
         <w:rPr>
-          <w:rFonts w:eastAsia="Yu Mincho"/>
+          <w:rFonts w:eastAsia="Yu Mincho" w:hint="eastAsia"/>
           <w:lang w:eastAsia="ja-JP"/>
         </w:rPr>
       </w:pPr>
@@ -13680,7 +13784,7 @@
       <w:pPr>
         <w:spacing w:beforeLines="50" w:before="156" w:afterLines="50" w:after="156"/>
         <w:rPr>
-          <w:rFonts w:eastAsia="Yu Mincho"/>
+          <w:rFonts w:eastAsia="Yu Mincho" w:hint="eastAsia"/>
           <w:lang w:eastAsia="ja-JP"/>
         </w:rPr>
       </w:pPr>
@@ -13703,7 +13807,7 @@
     <w:p>
       <w:pPr>
         <w:rPr>
-          <w:rFonts w:eastAsia="Yu Mincho"/>
+          <w:rFonts w:eastAsia="Yu Mincho" w:hint="eastAsia"/>
           <w:lang w:eastAsia="ja-JP"/>
         </w:rPr>
       </w:pPr>
@@ -13936,6 +14040,9 @@
             </m:e>
           </m:d>
           <m:r>
+            <m:rPr>
+              <m:sty m:val="p"/>
+            </m:rPr>
             <w:rPr>
               <w:rFonts w:ascii="Cambria Math" w:eastAsia="Yu Mincho" w:hAnsi="Cambria Math"/>
               <w:lang w:eastAsia="ja-JP"/>
@@ -14092,7 +14199,7 @@
       <w:pPr>
         <w:spacing w:beforeLines="50" w:before="156" w:afterLines="50" w:after="156"/>
         <w:rPr>
-          <w:rFonts w:eastAsia="Yu Mincho"/>
+          <w:rFonts w:eastAsia="Yu Mincho" w:hint="eastAsia"/>
         </w:rPr>
       </w:pPr>
       <w:r>
@@ -14106,7 +14213,7 @@
       <w:pPr>
         <w:spacing w:beforeLines="50" w:before="156" w:afterLines="50" w:after="156"/>
         <w:rPr>
-          <w:rFonts w:eastAsia="Yu Mincho"/>
+          <w:rFonts w:eastAsia="Yu Mincho" w:hint="eastAsia"/>
         </w:rPr>
       </w:pPr>
       <m:oMathPara>
@@ -14246,27 +14353,16 @@
                       <w:rFonts w:ascii="Cambria Math" w:eastAsia="Yu Mincho" w:hAnsi="Cambria Math"/>
                       <w:lang w:eastAsia="ja-JP"/>
                     </w:rPr>
-                    <m:t>0,</m:t>
-                  </m:r>
-                  <m:r>
-                    <w:rPr>
-                      <w:rFonts w:ascii="Cambria Math" w:eastAsia="Yu Mincho" w:hAnsi="Cambria Math"/>
-                      <w:lang w:eastAsia="ja-JP"/>
-                    </w:rPr>
-                    <m:t xml:space="preserve">  </m:t>
-                  </m:r>
-                  <m:r>
-                    <w:rPr>
-                      <w:rFonts w:ascii="Cambria Math" w:eastAsia="Yu Mincho" w:hAnsi="Cambria Math"/>
-                      <w:lang w:eastAsia="ja-JP"/>
-                    </w:rPr>
-                    <m:t>j&gt;i</m:t>
+                    <m:t>0,  j&gt;i</m:t>
                   </m:r>
                 </m:e>
               </m:eqArr>
             </m:e>
           </m:d>
           <m:r>
+            <m:rPr>
+              <m:sty m:val="p"/>
+            </m:rPr>
             <w:rPr>
               <w:rFonts w:ascii="Cambria Math" w:eastAsia="Yu Mincho" w:hAnsi="Cambria Math"/>
               <w:lang w:eastAsia="ja-JP"/>
@@ -14341,14 +14437,7 @@
               <w:rFonts w:ascii="Cambria Math" w:eastAsia="Yu Mincho" w:hAnsi="Cambria Math"/>
               <w:lang w:eastAsia="ja-JP"/>
             </w:rPr>
-            <m:t>=</m:t>
-          </m:r>
-          <m:r>
-            <w:rPr>
-              <w:rFonts w:ascii="Cambria Math" w:eastAsia="Yu Mincho" w:hAnsi="Cambria Math"/>
-              <w:lang w:eastAsia="ja-JP"/>
-            </w:rPr>
-            <m:t>0</m:t>
+            <m:t>=0</m:t>
           </m:r>
         </m:oMath>
       </m:oMathPara>
@@ -14356,6 +14445,9 @@
     <w:p>
       <w:pPr>
         <w:spacing w:beforeLines="50" w:before="156" w:afterLines="50" w:after="156"/>
+        <w:rPr>
+          <w:rFonts w:hint="eastAsia"/>
+        </w:rPr>
       </w:pPr>
       <m:oMath>
         <m:sSub>
@@ -14466,10 +14558,7 @@
         <w:t>homogeneous matrix</w:t>
       </w:r>
       <w:r>
-        <w:t xml:space="preserve"> </w:t>
-      </w:r>
-      <w:r>
-        <w:t>up till this link</w:t>
+        <w:t xml:space="preserve"> up till this link</w:t>
       </w:r>
       <w:r>
         <w:t>.</w:t>
@@ -14478,6 +14567,9 @@
     <w:p>
       <w:pPr>
         <w:spacing w:beforeLines="50" w:before="156" w:afterLines="50" w:after="156"/>
+        <w:rPr>
+          <w:rFonts w:hint="eastAsia"/>
+        </w:rPr>
       </w:pPr>
       <m:oMathPara>
         <m:oMath>
@@ -14855,6 +14947,9 @@
     <w:p>
       <w:pPr>
         <w:spacing w:beforeLines="50" w:before="156" w:afterLines="50" w:after="156"/>
+        <w:rPr>
+          <w:rFonts w:hint="eastAsia"/>
+        </w:rPr>
       </w:pPr>
       <w:r>
         <w:t xml:space="preserve">In total the link Jacobian provides the overall contribution of each joint to the </w:t>
@@ -14872,6 +14967,9 @@
     <w:p>
       <w:pPr>
         <w:spacing w:beforeLines="50" w:before="156" w:afterLines="50" w:after="156"/>
+        <w:rPr>
+          <w:rFonts w:hint="eastAsia"/>
+        </w:rPr>
       </w:pPr>
       <m:oMathPara>
         <m:oMath>
@@ -14956,6 +15054,9 @@
             </m:e>
           </m:acc>
           <m:r>
+            <m:rPr>
+              <m:sty m:val="p"/>
+            </m:rPr>
             <w:rPr>
               <w:rFonts w:ascii="Cambria Math" w:hAnsi="Cambria Math"/>
             </w:rPr>
@@ -15049,6 +15150,9 @@
     <w:p>
       <w:pPr>
         <w:spacing w:beforeLines="50" w:before="156" w:afterLines="50" w:after="156"/>
+        <w:rPr>
+          <w:rFonts w:hint="eastAsia"/>
+        </w:rPr>
       </w:pPr>
       <w:r>
         <w:t>In order to calculate energy, we need the inertia of each link to be represented in the world frame. This can be done by utilizing the rotation part of the total homogeneous matrix up till this link:</w:t>
@@ -15057,6 +15161,9 @@
     <w:p>
       <w:pPr>
         <w:spacing w:beforeLines="50" w:before="156" w:afterLines="50" w:after="156"/>
+        <w:rPr>
+          <w:rFonts w:hint="eastAsia"/>
+        </w:rPr>
       </w:pPr>
       <m:oMathPara>
         <m:oMath>
@@ -15220,6 +15327,9 @@
     <w:p>
       <w:pPr>
         <w:spacing w:beforeLines="50" w:before="156" w:afterLines="50" w:after="156"/>
+        <w:rPr>
+          <w:rFonts w:hint="eastAsia"/>
+        </w:rPr>
       </w:pPr>
       <w:r>
         <w:t>Finally, we can rewrite the kinetic energy in these terms:</w:t>
@@ -15228,6 +15338,9 @@
     <w:p>
       <w:pPr>
         <w:spacing w:beforeLines="50" w:before="156" w:afterLines="50" w:after="156"/>
+        <w:rPr>
+          <w:rFonts w:hint="eastAsia"/>
+        </w:rPr>
       </w:pPr>
       <m:oMathPara>
         <m:oMath>
@@ -15653,6 +15766,9 @@
             </m:e>
           </m:d>
           <m:r>
+            <m:rPr>
+              <m:sty m:val="p"/>
+            </m:rPr>
             <w:rPr>
               <w:rFonts w:ascii="Cambria Math" w:hAnsi="Cambria Math"/>
             </w:rPr>
@@ -16044,6 +16160,9 @@
             </m:e>
           </m:acc>
           <m:r>
+            <m:rPr>
+              <m:sty m:val="p"/>
+            </m:rPr>
             <w:rPr>
               <w:rFonts w:ascii="Cambria Math" w:hAnsi="Cambria Math"/>
             </w:rPr>
@@ -16194,6 +16313,9 @@
     <w:p>
       <w:pPr>
         <w:spacing w:beforeLines="50" w:before="156" w:afterLines="50" w:after="156"/>
+        <w:rPr>
+          <w:rFonts w:hint="eastAsia"/>
+        </w:rPr>
       </w:pPr>
       <w:r>
         <w:rPr>
@@ -16208,6 +16330,9 @@
     <w:p>
       <w:pPr>
         <w:spacing w:beforeLines="50" w:before="156" w:afterLines="50" w:after="156"/>
+        <w:rPr>
+          <w:rFonts w:hint="eastAsia"/>
+        </w:rPr>
       </w:pPr>
       <m:oMathPara>
         <m:oMath>
@@ -16473,6 +16598,9 @@
     <w:p>
       <w:pPr>
         <w:spacing w:beforeLines="50" w:before="156" w:afterLines="50" w:after="156"/>
+        <w:rPr>
+          <w:rFonts w:hint="eastAsia"/>
+        </w:rPr>
       </w:pPr>
       <w:r>
         <w:t>And adding the above kinetic energy for all links we have the explicit form of total kinetic energy, also the mass matrix.</w:t>
@@ -16543,13 +16671,7 @@
             <w:rPr>
               <w:rFonts w:ascii="Cambria Math" w:hAnsi="Cambria Math"/>
             </w:rPr>
-            <m:t>=</m:t>
-          </m:r>
-          <m:r>
-            <w:rPr>
-              <w:rFonts w:ascii="Cambria Math" w:hAnsi="Cambria Math"/>
-            </w:rPr>
-            <m:t>[</m:t>
+            <m:t>=[</m:t>
           </m:r>
           <m:m>
             <m:mPr>
@@ -20438,6 +20560,7 @@
       <w:pPr>
         <w:spacing w:beforeLines="50" w:before="156" w:afterLines="50" w:after="156"/>
         <w:rPr>
+          <w:rFonts w:hint="eastAsia"/>
           <w:b/>
           <w:bCs/>
         </w:rPr>
@@ -20635,6 +20758,9 @@
     <w:p>
       <w:pPr>
         <w:spacing w:beforeLines="50" w:before="156" w:afterLines="50" w:after="156"/>
+        <w:rPr>
+          <w:rFonts w:hint="eastAsia"/>
+        </w:rPr>
       </w:pPr>
       <w:r>
         <w:t xml:space="preserve">Inverse dynamics involves solving this equation for </w:t>
@@ -21654,6 +21780,9 @@
     <w:p>
       <w:pPr>
         <w:spacing w:beforeLines="50" w:before="156" w:afterLines="50" w:after="156"/>
+        <w:rPr>
+          <w:rFonts w:hint="eastAsia"/>
+        </w:rPr>
       </w:pPr>
       <m:oMathPara>
         <m:oMath>
@@ -22009,6 +22138,9 @@
     <w:p>
       <w:pPr>
         <w:spacing w:beforeLines="50" w:before="156" w:afterLines="50" w:after="156"/>
+        <w:rPr>
+          <w:rFonts w:hint="eastAsia"/>
+        </w:rPr>
       </w:pPr>
       <w:r>
         <w:t xml:space="preserve">Note that in this direct method, the Coriolis and centrifugal matrix </w:t>
@@ -22090,2557 +22222,6 @@
       <w:r>
         <w:t xml:space="preserve"> is not unique, and it can be different from the same equation derived from other methods.</w:t>
       </w:r>
-    </w:p>
-    <w:p>
-      <w:pPr>
-        <w:spacing w:beforeLines="50" w:before="156" w:afterLines="50" w:after="156"/>
-      </w:pPr>
-    </w:p>
-    <w:p>
-      <w:pPr>
-        <w:spacing w:beforeLines="50" w:before="156" w:afterLines="50" w:after="156"/>
-        <w:rPr>
-          <w:b/>
-          <w:bCs/>
-        </w:rPr>
-      </w:pPr>
-      <w:r>
-        <w:rPr>
-          <w:rFonts w:hint="eastAsia"/>
-          <w:b/>
-          <w:bCs/>
-        </w:rPr>
-        <w:t>V</w:t>
-      </w:r>
-      <w:r>
-        <w:rPr>
-          <w:b/>
-          <w:bCs/>
-        </w:rPr>
-        <w:t xml:space="preserve"> Solv</w:t>
-      </w:r>
-      <w:r>
-        <w:rPr>
-          <w:rFonts w:hint="eastAsia"/>
-          <w:b/>
-          <w:bCs/>
-        </w:rPr>
-        <w:t>ing</w:t>
-      </w:r>
-      <w:r>
-        <w:rPr>
-          <w:b/>
-          <w:bCs/>
-        </w:rPr>
-        <w:t xml:space="preserve"> by </w:t>
-      </w:r>
-      <w:r>
-        <w:rPr>
-          <w:b/>
-          <w:bCs/>
-        </w:rPr>
-        <w:t>Newton-Euler iteration</w:t>
-      </w:r>
-    </w:p>
-    <w:p>
-      <w:pPr>
-        <w:spacing w:beforeLines="50" w:before="156" w:afterLines="50" w:after="156"/>
-        <w:rPr>
-          <w:rFonts w:hint="eastAsia"/>
-        </w:rPr>
-      </w:pPr>
-      <w:r>
-        <w:rPr>
-          <w:rFonts w:hint="eastAsia"/>
-        </w:rPr>
-        <w:t>Recursive Newton-Euler iteration is another way of solving inverse dynamics. This method won</w:t>
-      </w:r>
-      <w:r>
-        <w:t>’</w:t>
-      </w:r>
-      <w:r>
-        <w:rPr>
-          <w:rFonts w:hint="eastAsia"/>
-        </w:rPr>
-        <w:t>t provide the analytical form of the motion equation, but it avoids calculating derivatives. Using this method will take branch from step I, we solve for forces directly for each link.</w:t>
-      </w:r>
-    </w:p>
-    <w:p>
-      <w:pPr>
-        <w:spacing w:beforeLines="50" w:before="156" w:afterLines="50" w:after="156"/>
-      </w:pPr>
-      <w:r>
-        <w:rPr>
-          <w:rFonts w:hint="eastAsia"/>
-        </w:rPr>
-        <w:t>Newton-Euler recursion is calculated in two passes: A forward pass that propagate joint velocity and acceleration from base to the end effector, and a backward pass that propagate forces/torques from end effector to joints.</w:t>
-      </w:r>
-    </w:p>
-    <w:p>
-      <w:pPr>
-        <w:spacing w:beforeLines="50" w:before="156" w:afterLines="50" w:after="156"/>
-      </w:pPr>
-      <w:r>
-        <w:rPr>
-          <w:rFonts w:hint="eastAsia"/>
-        </w:rPr>
-        <w:t>1. Forward pass</w:t>
-      </w:r>
-    </w:p>
-    <w:p>
-      <w:pPr>
-        <w:spacing w:beforeLines="50" w:before="156" w:afterLines="50" w:after="156"/>
-      </w:pPr>
-      <w:r>
-        <w:rPr>
-          <w:rFonts w:hint="eastAsia"/>
-        </w:rPr>
-        <w:t>Forward pass iteratively solves the linear and angular velocity/acceleration of the i-th joint using those of the (i-1)-</w:t>
-      </w:r>
-      <w:proofErr w:type="spellStart"/>
-      <w:r>
-        <w:rPr>
-          <w:rFonts w:hint="eastAsia"/>
-        </w:rPr>
-        <w:t>th</w:t>
-      </w:r>
-      <w:proofErr w:type="spellEnd"/>
-      <w:r>
-        <w:rPr>
-          <w:rFonts w:hint="eastAsia"/>
-        </w:rPr>
-        <w:t xml:space="preserve"> joint, starting from the base, where everything except for linear acceleration is zero.</w:t>
-      </w:r>
-    </w:p>
-    <w:p>
-      <w:pPr>
-        <w:spacing w:beforeLines="50" w:before="156" w:afterLines="50" w:after="156"/>
-      </w:pPr>
-      <w:r>
-        <w:rPr>
-          <w:rFonts w:hint="eastAsia"/>
-        </w:rPr>
-        <w:t xml:space="preserve">Note that in this section the rotation matrix </w:t>
-      </w:r>
-      <m:oMath>
-        <m:sSubSup>
-          <m:sSubSupPr>
-            <m:ctrlPr>
-              <w:rPr>
-                <w:rFonts w:ascii="Cambria Math" w:hAnsi="Cambria Math"/>
-                <w:i/>
-              </w:rPr>
-            </m:ctrlPr>
-          </m:sSubSupPr>
-          <m:e>
-            <m:r>
-              <w:rPr>
-                <w:rFonts w:ascii="Cambria Math" w:hAnsi="Cambria Math"/>
-              </w:rPr>
-              <m:t>R</m:t>
-            </m:r>
-          </m:e>
-          <m:sub>
-            <m:r>
-              <w:rPr>
-                <w:rFonts w:ascii="Cambria Math" w:hAnsi="Cambria Math"/>
-              </w:rPr>
-              <m:t>i</m:t>
-            </m:r>
-          </m:sub>
-          <m:sup>
-            <m:r>
-              <w:rPr>
-                <w:rFonts w:ascii="Cambria Math" w:hAnsi="Cambria Math"/>
-              </w:rPr>
-              <m:t>i</m:t>
-            </m:r>
-            <m:r>
-              <w:rPr>
-                <w:rFonts w:ascii="Cambria Math" w:hAnsi="Cambria Math"/>
-              </w:rPr>
-              <m:t>+</m:t>
-            </m:r>
-            <m:r>
-              <w:rPr>
-                <w:rFonts w:ascii="Cambria Math" w:hAnsi="Cambria Math"/>
-              </w:rPr>
-              <m:t>1</m:t>
-            </m:r>
-          </m:sup>
-        </m:sSubSup>
-      </m:oMath>
-      <w:r>
-        <w:rPr>
-          <w:rFonts w:hint="eastAsia"/>
-        </w:rPr>
-        <w:t xml:space="preserve"> is the top-left block of the joint transformation matrix derived from modified DH parameters transposed.</w:t>
-      </w:r>
-      <w:r>
-        <w:rPr>
-          <w:rFonts w:hint="eastAsia"/>
-        </w:rPr>
-        <w:t xml:space="preserve"> Normal transformation matrices are used to transform local vectors in the link frame back to the previous link frame, or to world frame, but here we need to transform forward.</w:t>
-      </w:r>
-      <w:r>
-        <w:rPr>
-          <w:rFonts w:hint="eastAsia"/>
-        </w:rPr>
-        <w:t xml:space="preserve"> This will become non-trivial when we take the time-derivative of </w:t>
-      </w:r>
-      <m:oMath>
-        <m:sSubSup>
-          <m:sSubSupPr>
-            <m:ctrlPr>
-              <w:rPr>
-                <w:rFonts w:ascii="Cambria Math" w:hAnsi="Cambria Math"/>
-                <w:i/>
-              </w:rPr>
-            </m:ctrlPr>
-          </m:sSubSupPr>
-          <m:e>
-            <m:r>
-              <w:rPr>
-                <w:rFonts w:ascii="Cambria Math" w:hAnsi="Cambria Math"/>
-              </w:rPr>
-              <m:t>R</m:t>
-            </m:r>
-          </m:e>
-          <m:sub>
-            <m:r>
-              <w:rPr>
-                <w:rFonts w:ascii="Cambria Math" w:hAnsi="Cambria Math"/>
-              </w:rPr>
-              <m:t>i</m:t>
-            </m:r>
-          </m:sub>
-          <m:sup>
-            <m:r>
-              <w:rPr>
-                <w:rFonts w:ascii="Cambria Math" w:hAnsi="Cambria Math"/>
-              </w:rPr>
-              <m:t>i+1</m:t>
-            </m:r>
-          </m:sup>
-        </m:sSubSup>
-      </m:oMath>
-      <w:r>
-        <w:rPr>
-          <w:rFonts w:hint="eastAsia"/>
-        </w:rPr>
-        <w:t>:</w:t>
-      </w:r>
-    </w:p>
-    <w:p>
-      <w:pPr>
-        <w:spacing w:beforeLines="50" w:before="156" w:afterLines="50" w:after="156"/>
-      </w:pPr>
-      <m:oMathPara>
-        <m:oMath>
-          <m:f>
-            <m:fPr>
-              <m:ctrlPr>
-                <w:rPr>
-                  <w:rFonts w:ascii="Cambria Math" w:hAnsi="Cambria Math"/>
-                  <w:i/>
-                </w:rPr>
-              </m:ctrlPr>
-            </m:fPr>
-            <m:num>
-              <m:r>
-                <w:rPr>
-                  <w:rFonts w:ascii="Cambria Math" w:hAnsi="Cambria Math"/>
-                </w:rPr>
-                <m:t>d</m:t>
-              </m:r>
-            </m:num>
-            <m:den>
-              <m:r>
-                <w:rPr>
-                  <w:rFonts w:ascii="Cambria Math" w:hAnsi="Cambria Math"/>
-                </w:rPr>
-                <m:t>dt</m:t>
-              </m:r>
-            </m:den>
-          </m:f>
-          <m:sSubSup>
-            <m:sSubSupPr>
-              <m:ctrlPr>
-                <w:rPr>
-                  <w:rFonts w:ascii="Cambria Math" w:hAnsi="Cambria Math"/>
-                  <w:i/>
-                </w:rPr>
-              </m:ctrlPr>
-            </m:sSubSupPr>
-            <m:e>
-              <m:r>
-                <w:rPr>
-                  <w:rFonts w:ascii="Cambria Math" w:hAnsi="Cambria Math"/>
-                </w:rPr>
-                <m:t>R</m:t>
-              </m:r>
-            </m:e>
-            <m:sub>
-              <m:r>
-                <w:rPr>
-                  <w:rFonts w:ascii="Cambria Math" w:hAnsi="Cambria Math"/>
-                </w:rPr>
-                <m:t>i</m:t>
-              </m:r>
-            </m:sub>
-            <m:sup>
-              <m:r>
-                <w:rPr>
-                  <w:rFonts w:ascii="Cambria Math" w:hAnsi="Cambria Math"/>
-                </w:rPr>
-                <m:t>i+1</m:t>
-              </m:r>
-            </m:sup>
-          </m:sSubSup>
-          <m:r>
-            <w:rPr>
-              <w:rFonts w:ascii="Cambria Math" w:hAnsi="Cambria Math"/>
-            </w:rPr>
-            <m:t>=</m:t>
-          </m:r>
-          <m:f>
-            <m:fPr>
-              <m:ctrlPr>
-                <w:rPr>
-                  <w:rFonts w:ascii="Cambria Math" w:hAnsi="Cambria Math"/>
-                  <w:i/>
-                </w:rPr>
-              </m:ctrlPr>
-            </m:fPr>
-            <m:num>
-              <m:r>
-                <w:rPr>
-                  <w:rFonts w:ascii="Cambria Math" w:hAnsi="Cambria Math"/>
-                </w:rPr>
-                <m:t>d</m:t>
-              </m:r>
-            </m:num>
-            <m:den>
-              <m:r>
-                <w:rPr>
-                  <w:rFonts w:ascii="Cambria Math" w:hAnsi="Cambria Math"/>
-                </w:rPr>
-                <m:t>dt</m:t>
-              </m:r>
-            </m:den>
-          </m:f>
-          <m:sSup>
-            <m:sSupPr>
-              <m:ctrlPr>
-                <w:rPr>
-                  <w:rFonts w:ascii="Cambria Math" w:hAnsi="Cambria Math"/>
-                  <w:i/>
-                </w:rPr>
-              </m:ctrlPr>
-            </m:sSupPr>
-            <m:e>
-              <m:sSubSup>
-                <m:sSubSupPr>
-                  <m:ctrlPr>
-                    <w:rPr>
-                      <w:rFonts w:ascii="Cambria Math" w:hAnsi="Cambria Math"/>
-                      <w:i/>
-                    </w:rPr>
-                  </m:ctrlPr>
-                </m:sSubSupPr>
-                <m:e>
-                  <m:r>
-                    <w:rPr>
-                      <w:rFonts w:ascii="Cambria Math" w:hAnsi="Cambria Math"/>
-                    </w:rPr>
-                    <m:t>R</m:t>
-                  </m:r>
-                </m:e>
-                <m:sub>
-                  <m:r>
-                    <w:rPr>
-                      <w:rFonts w:ascii="Cambria Math" w:hAnsi="Cambria Math"/>
-                    </w:rPr>
-                    <m:t>i</m:t>
-                  </m:r>
-                  <m:r>
-                    <w:rPr>
-                      <w:rFonts w:ascii="Cambria Math" w:hAnsi="Cambria Math"/>
-                    </w:rPr>
-                    <m:t>+1</m:t>
-                  </m:r>
-                </m:sub>
-                <m:sup>
-                  <m:r>
-                    <w:rPr>
-                      <w:rFonts w:ascii="Cambria Math" w:hAnsi="Cambria Math"/>
-                    </w:rPr>
-                    <m:t>i</m:t>
-                  </m:r>
-                </m:sup>
-              </m:sSubSup>
-            </m:e>
-            <m:sup>
-              <m:r>
-                <w:rPr>
-                  <w:rFonts w:ascii="Cambria Math" w:hAnsi="Cambria Math"/>
-                </w:rPr>
-                <m:t>T</m:t>
-              </m:r>
-            </m:sup>
-          </m:sSup>
-          <m:r>
-            <w:rPr>
-              <w:rFonts w:ascii="Cambria Math" w:hAnsi="Cambria Math"/>
-            </w:rPr>
-            <m:t>=</m:t>
-          </m:r>
-          <m:sSup>
-            <m:sSupPr>
-              <m:ctrlPr>
-                <w:rPr>
-                  <w:rFonts w:ascii="Cambria Math" w:hAnsi="Cambria Math"/>
-                  <w:i/>
-                </w:rPr>
-              </m:ctrlPr>
-            </m:sSupPr>
-            <m:e>
-              <m:d>
-                <m:dPr>
-                  <m:ctrlPr>
-                    <w:rPr>
-                      <w:rFonts w:ascii="Cambria Math" w:hAnsi="Cambria Math"/>
-                      <w:i/>
-                    </w:rPr>
-                  </m:ctrlPr>
-                </m:dPr>
-                <m:e>
-                  <m:d>
-                    <m:dPr>
-                      <m:begChr m:val="["/>
-                      <m:endChr m:val="]"/>
-                      <m:ctrlPr>
-                        <w:rPr>
-                          <w:rFonts w:ascii="Cambria Math" w:hAnsi="Cambria Math"/>
-                          <w:i/>
-                        </w:rPr>
-                      </m:ctrlPr>
-                    </m:dPr>
-                    <m:e>
-                      <m:r>
-                        <w:rPr>
-                          <w:rFonts w:ascii="Cambria Math" w:hAnsi="Cambria Math"/>
-                        </w:rPr>
-                        <m:t>ω_</m:t>
-                      </m:r>
-                    </m:e>
-                  </m:d>
-                </m:e>
-              </m:d>
-            </m:e>
-            <m:sup>
-              <m:r>
-                <w:rPr>
-                  <w:rFonts w:ascii="Cambria Math" w:hAnsi="Cambria Math"/>
-                </w:rPr>
-                <m:t>T</m:t>
-              </m:r>
-            </m:sup>
-          </m:sSup>
-        </m:oMath>
-      </m:oMathPara>
-    </w:p>
-    <w:p>
-      <w:pPr>
-        <w:spacing w:beforeLines="50" w:before="156" w:afterLines="50" w:after="156"/>
-      </w:pPr>
-      <w:proofErr w:type="gramStart"/>
-      <w:r>
-        <w:rPr>
-          <w:rFonts w:hint="eastAsia"/>
-        </w:rPr>
-        <w:t>However</w:t>
-      </w:r>
-      <w:proofErr w:type="gramEnd"/>
-      <w:r>
-        <w:rPr>
-          <w:rFonts w:hint="eastAsia"/>
-        </w:rPr>
-        <w:t xml:space="preserve"> since the joint rate </w:t>
-      </w:r>
-      <m:oMath>
-        <m:sSub>
-          <m:sSubPr>
-            <m:ctrlPr>
-              <w:rPr>
-                <w:rFonts w:ascii="Cambria Math" w:hAnsi="Cambria Math"/>
-                <w:i/>
-              </w:rPr>
-            </m:ctrlPr>
-          </m:sSubPr>
-          <m:e>
-            <m:acc>
-              <m:accPr>
-                <m:chr m:val="̇"/>
-                <m:ctrlPr>
-                  <w:rPr>
-                    <w:rFonts w:ascii="Cambria Math" w:hAnsi="Cambria Math"/>
-                    <w:i/>
-                  </w:rPr>
-                </m:ctrlPr>
-              </m:accPr>
-              <m:e>
-                <m:r>
-                  <w:rPr>
-                    <w:rFonts w:ascii="Cambria Math" w:hAnsi="Cambria Math"/>
-                  </w:rPr>
-                  <m:t>θ</m:t>
-                </m:r>
-              </m:e>
-            </m:acc>
-          </m:e>
-          <m:sub>
-            <m:r>
-              <w:rPr>
-                <w:rFonts w:ascii="Cambria Math" w:hAnsi="Cambria Math"/>
-              </w:rPr>
-              <m:t>i+1</m:t>
-            </m:r>
-          </m:sub>
-        </m:sSub>
-      </m:oMath>
-      <w:r>
-        <w:rPr>
-          <w:rFonts w:hint="eastAsia"/>
-        </w:rPr>
-        <w:t xml:space="preserve"> is relative to the i-th joint, therefore we have:</w:t>
-      </w:r>
-    </w:p>
-    <w:p>
-      <w:pPr>
-        <w:spacing w:beforeLines="50" w:before="156" w:afterLines="50" w:after="156"/>
-        <w:rPr>
-          <w:rFonts w:hint="eastAsia"/>
-        </w:rPr>
-      </w:pPr>
-      <m:oMathPara>
-        <m:oMath>
-          <m:sSub>
-            <m:sSubPr>
-              <m:ctrlPr>
-                <w:rPr>
-                  <w:rFonts w:ascii="Cambria Math" w:hAnsi="Cambria Math"/>
-                  <w:i/>
-                </w:rPr>
-              </m:ctrlPr>
-            </m:sSubPr>
-            <m:e>
-              <m:acc>
-                <m:accPr>
-                  <m:chr m:val="̇"/>
-                  <m:ctrlPr>
-                    <w:rPr>
-                      <w:rFonts w:ascii="Cambria Math" w:hAnsi="Cambria Math"/>
-                      <w:i/>
-                    </w:rPr>
-                  </m:ctrlPr>
-                </m:accPr>
-                <m:e>
-                  <m:r>
-                    <w:rPr>
-                      <w:rFonts w:ascii="Cambria Math" w:hAnsi="Cambria Math"/>
-                    </w:rPr>
-                    <m:t>θ</m:t>
-                  </m:r>
-                </m:e>
-              </m:acc>
-            </m:e>
-            <m:sub>
-              <m:r>
-                <w:rPr>
-                  <w:rFonts w:ascii="Cambria Math" w:hAnsi="Cambria Math"/>
-                </w:rPr>
-                <m:t>i+1</m:t>
-              </m:r>
-            </m:sub>
-          </m:sSub>
-          <m:r>
-            <w:rPr>
-              <w:rFonts w:ascii="Cambria Math" w:hAnsi="Cambria Math"/>
-            </w:rPr>
-            <m:t>=</m:t>
-          </m:r>
-          <m:d>
-            <m:dPr>
-              <m:begChr m:val="["/>
-              <m:endChr m:val="]"/>
-              <m:ctrlPr>
-                <w:rPr>
-                  <w:rFonts w:ascii="Cambria Math" w:hAnsi="Cambria Math"/>
-                  <w:i/>
-                </w:rPr>
-              </m:ctrlPr>
-            </m:dPr>
-            <m:e>
-              <m:sSub>
-                <m:sSubPr>
-                  <m:ctrlPr>
-                    <w:rPr>
-                      <w:rFonts w:ascii="Cambria Math" w:hAnsi="Cambria Math"/>
-                      <w:i/>
-                    </w:rPr>
-                  </m:ctrlPr>
-                </m:sSubPr>
-                <m:e>
-                  <m:r>
-                    <w:rPr>
-                      <w:rFonts w:ascii="Cambria Math" w:hAnsi="Cambria Math"/>
-                    </w:rPr>
-                    <m:t>ω</m:t>
-                  </m:r>
-                </m:e>
-                <m:sub>
-                  <m:r>
-                    <w:rPr>
-                      <w:rFonts w:ascii="Cambria Math" w:hAnsi="Cambria Math"/>
-                    </w:rPr>
-                    <m:t>i</m:t>
-                  </m:r>
-                </m:sub>
-              </m:sSub>
-            </m:e>
-          </m:d>
-        </m:oMath>
-      </m:oMathPara>
-    </w:p>
-    <w:p>
-      <w:pPr>
-        <w:spacing w:beforeLines="50" w:before="156" w:afterLines="50" w:after="156"/>
-        <w:rPr>
-          <w:rFonts w:hint="eastAsia"/>
-        </w:rPr>
-      </w:pPr>
-      <w:r>
-        <w:rPr>
-          <w:rFonts w:hint="eastAsia"/>
-        </w:rPr>
-        <w:t>For revolute joints:</w:t>
-      </w:r>
-    </w:p>
-    <w:p>
-      <w:pPr>
-        <w:spacing w:beforeLines="50" w:before="156" w:afterLines="50" w:after="156"/>
-      </w:pPr>
-      <w:r>
-        <w:rPr>
-          <w:rFonts w:hint="eastAsia"/>
-        </w:rPr>
-        <w:t>Angular velocity can be derived as</w:t>
-      </w:r>
-      <w:r>
-        <w:rPr>
-          <w:rFonts w:hint="eastAsia"/>
-        </w:rPr>
-        <w:t xml:space="preserve"> the angular velocity from the previous frame adding the contribution </w:t>
-      </w:r>
-      <w:r>
-        <w:rPr>
-          <w:rFonts w:hint="eastAsia"/>
-        </w:rPr>
-        <w:t>in this frame, which is brought by the joint velocity, always along the Z axis (by DH definition)</w:t>
-      </w:r>
-      <w:r>
-        <w:rPr>
-          <w:rFonts w:hint="eastAsia"/>
-        </w:rPr>
-        <w:t>:</w:t>
-      </w:r>
-    </w:p>
-    <w:p>
-      <w:pPr>
-        <w:spacing w:beforeLines="50" w:before="156" w:afterLines="50" w:after="156"/>
-      </w:pPr>
-      <m:oMathPara>
-        <m:oMath>
-          <m:sSub>
-            <m:sSubPr>
-              <m:ctrlPr>
-                <w:rPr>
-                  <w:rFonts w:ascii="Cambria Math" w:hAnsi="Cambria Math"/>
-                  <w:i/>
-                </w:rPr>
-              </m:ctrlPr>
-            </m:sSubPr>
-            <m:e>
-              <m:r>
-                <w:rPr>
-                  <w:rFonts w:ascii="Cambria Math" w:hAnsi="Cambria Math"/>
-                </w:rPr>
-                <m:t>ω</m:t>
-              </m:r>
-            </m:e>
-            <m:sub>
-              <m:r>
-                <w:rPr>
-                  <w:rFonts w:ascii="Cambria Math" w:hAnsi="Cambria Math"/>
-                </w:rPr>
-                <m:t>i+1</m:t>
-              </m:r>
-            </m:sub>
-          </m:sSub>
-          <m:r>
-            <w:rPr>
-              <w:rFonts w:ascii="Cambria Math" w:hAnsi="Cambria Math"/>
-            </w:rPr>
-            <m:t>=</m:t>
-          </m:r>
-          <m:sSubSup>
-            <m:sSubSupPr>
-              <m:ctrlPr>
-                <w:rPr>
-                  <w:rFonts w:ascii="Cambria Math" w:hAnsi="Cambria Math"/>
-                  <w:i/>
-                </w:rPr>
-              </m:ctrlPr>
-            </m:sSubSupPr>
-            <m:e>
-              <m:r>
-                <w:rPr>
-                  <w:rFonts w:ascii="Cambria Math" w:hAnsi="Cambria Math"/>
-                </w:rPr>
-                <m:t>R</m:t>
-              </m:r>
-            </m:e>
-            <m:sub>
-              <m:r>
-                <w:rPr>
-                  <w:rFonts w:ascii="Cambria Math" w:hAnsi="Cambria Math"/>
-                </w:rPr>
-                <m:t>i</m:t>
-              </m:r>
-            </m:sub>
-            <m:sup>
-              <m:r>
-                <w:rPr>
-                  <w:rFonts w:ascii="Cambria Math" w:hAnsi="Cambria Math"/>
-                </w:rPr>
-                <m:t>i+1</m:t>
-              </m:r>
-            </m:sup>
-          </m:sSubSup>
-          <m:sSub>
-            <m:sSubPr>
-              <m:ctrlPr>
-                <w:rPr>
-                  <w:rFonts w:ascii="Cambria Math" w:hAnsi="Cambria Math"/>
-                  <w:i/>
-                </w:rPr>
-              </m:ctrlPr>
-            </m:sSubPr>
-            <m:e>
-              <m:r>
-                <w:rPr>
-                  <w:rFonts w:ascii="Cambria Math" w:hAnsi="Cambria Math"/>
-                </w:rPr>
-                <m:t>ω</m:t>
-              </m:r>
-            </m:e>
-            <m:sub>
-              <m:r>
-                <w:rPr>
-                  <w:rFonts w:ascii="Cambria Math" w:hAnsi="Cambria Math"/>
-                </w:rPr>
-                <m:t>i</m:t>
-              </m:r>
-            </m:sub>
-          </m:sSub>
-          <m:r>
-            <w:rPr>
-              <w:rFonts w:ascii="Cambria Math" w:hAnsi="Cambria Math"/>
-            </w:rPr>
-            <m:t>+</m:t>
-          </m:r>
-          <m:sSup>
-            <m:sSupPr>
-              <m:ctrlPr>
-                <w:rPr>
-                  <w:rFonts w:ascii="Cambria Math" w:hAnsi="Cambria Math"/>
-                  <w:i/>
-                </w:rPr>
-              </m:ctrlPr>
-            </m:sSupPr>
-            <m:e>
-              <m:d>
-                <m:dPr>
-                  <m:ctrlPr>
-                    <w:rPr>
-                      <w:rFonts w:ascii="Cambria Math" w:hAnsi="Cambria Math"/>
-                      <w:i/>
-                    </w:rPr>
-                  </m:ctrlPr>
-                </m:dPr>
-                <m:e>
-                  <m:r>
-                    <w:rPr>
-                      <w:rFonts w:ascii="Cambria Math" w:hAnsi="Cambria Math"/>
-                    </w:rPr>
-                    <m:t>0,0,</m:t>
-                  </m:r>
-                  <m:sSub>
-                    <m:sSubPr>
-                      <m:ctrlPr>
-                        <w:rPr>
-                          <w:rFonts w:ascii="Cambria Math" w:hAnsi="Cambria Math"/>
-                          <w:i/>
-                        </w:rPr>
-                      </m:ctrlPr>
-                    </m:sSubPr>
-                    <m:e>
-                      <m:acc>
-                        <m:accPr>
-                          <m:chr m:val="̇"/>
-                          <m:ctrlPr>
-                            <w:rPr>
-                              <w:rFonts w:ascii="Cambria Math" w:hAnsi="Cambria Math"/>
-                              <w:i/>
-                            </w:rPr>
-                          </m:ctrlPr>
-                        </m:accPr>
-                        <m:e>
-                          <m:r>
-                            <w:rPr>
-                              <w:rFonts w:ascii="Cambria Math" w:hAnsi="Cambria Math"/>
-                            </w:rPr>
-                            <m:t>θ</m:t>
-                          </m:r>
-                        </m:e>
-                      </m:acc>
-                    </m:e>
-                    <m:sub>
-                      <m:r>
-                        <w:rPr>
-                          <w:rFonts w:ascii="Cambria Math" w:hAnsi="Cambria Math"/>
-                        </w:rPr>
-                        <m:t>i</m:t>
-                      </m:r>
-                      <m:r>
-                        <w:rPr>
-                          <w:rFonts w:ascii="Cambria Math" w:hAnsi="Cambria Math"/>
-                        </w:rPr>
-                        <m:t>+1</m:t>
-                      </m:r>
-                    </m:sub>
-                  </m:sSub>
-                </m:e>
-              </m:d>
-            </m:e>
-            <m:sup>
-              <m:r>
-                <w:rPr>
-                  <w:rFonts w:ascii="Cambria Math" w:hAnsi="Cambria Math"/>
-                </w:rPr>
-                <m:t>T</m:t>
-              </m:r>
-            </m:sup>
-          </m:sSup>
-        </m:oMath>
-      </m:oMathPara>
-    </w:p>
-    <w:p>
-      <w:pPr>
-        <w:spacing w:beforeLines="50" w:before="156" w:afterLines="50" w:after="156"/>
-      </w:pPr>
-      <w:r>
-        <w:rPr>
-          <w:rFonts w:hint="eastAsia"/>
-        </w:rPr>
-        <w:t>Angular acceleration is just angular velocity taking derivative w.r.t. time:</w:t>
-      </w:r>
-    </w:p>
-    <w:p>
-      <w:pPr>
-        <w:spacing w:beforeLines="50" w:before="156" w:afterLines="50" w:after="156"/>
-        <w:rPr>
-          <w:rFonts w:hint="eastAsia"/>
-          <w:i/>
-        </w:rPr>
-      </w:pPr>
-      <m:oMathPara>
-        <m:oMath>
-          <m:sSub>
-            <m:sSubPr>
-              <m:ctrlPr>
-                <w:rPr>
-                  <w:rFonts w:ascii="Cambria Math" w:hAnsi="Cambria Math"/>
-                  <w:i/>
-                </w:rPr>
-              </m:ctrlPr>
-            </m:sSubPr>
-            <m:e>
-              <m:acc>
-                <m:accPr>
-                  <m:chr m:val="̇"/>
-                  <m:ctrlPr>
-                    <w:rPr>
-                      <w:rFonts w:ascii="Cambria Math" w:hAnsi="Cambria Math"/>
-                      <w:i/>
-                    </w:rPr>
-                  </m:ctrlPr>
-                </m:accPr>
-                <m:e>
-                  <m:r>
-                    <w:rPr>
-                      <w:rFonts w:ascii="Cambria Math" w:hAnsi="Cambria Math"/>
-                    </w:rPr>
-                    <m:t>ω</m:t>
-                  </m:r>
-                </m:e>
-              </m:acc>
-            </m:e>
-            <m:sub>
-              <m:r>
-                <w:rPr>
-                  <w:rFonts w:ascii="Cambria Math" w:hAnsi="Cambria Math"/>
-                </w:rPr>
-                <m:t>i+1</m:t>
-              </m:r>
-            </m:sub>
-          </m:sSub>
-          <m:r>
-            <w:rPr>
-              <w:rFonts w:ascii="Cambria Math" w:hAnsi="Cambria Math"/>
-            </w:rPr>
-            <m:t>=</m:t>
-          </m:r>
-          <m:f>
-            <m:fPr>
-              <m:ctrlPr>
-                <w:rPr>
-                  <w:rFonts w:ascii="Cambria Math" w:hAnsi="Cambria Math"/>
-                  <w:i/>
-                </w:rPr>
-              </m:ctrlPr>
-            </m:fPr>
-            <m:num>
-              <m:r>
-                <w:rPr>
-                  <w:rFonts w:ascii="Cambria Math" w:hAnsi="Cambria Math"/>
-                </w:rPr>
-                <m:t>d</m:t>
-              </m:r>
-            </m:num>
-            <m:den>
-              <m:r>
-                <w:rPr>
-                  <w:rFonts w:ascii="Cambria Math" w:hAnsi="Cambria Math"/>
-                </w:rPr>
-                <m:t>dt</m:t>
-              </m:r>
-            </m:den>
-          </m:f>
-          <m:sSub>
-            <m:sSubPr>
-              <m:ctrlPr>
-                <w:rPr>
-                  <w:rFonts w:ascii="Cambria Math" w:hAnsi="Cambria Math"/>
-                  <w:i/>
-                </w:rPr>
-              </m:ctrlPr>
-            </m:sSubPr>
-            <m:e>
-              <m:r>
-                <w:rPr>
-                  <w:rFonts w:ascii="Cambria Math" w:hAnsi="Cambria Math"/>
-                </w:rPr>
-                <m:t>ω</m:t>
-              </m:r>
-            </m:e>
-            <m:sub>
-              <m:r>
-                <w:rPr>
-                  <w:rFonts w:ascii="Cambria Math" w:hAnsi="Cambria Math"/>
-                </w:rPr>
-                <m:t>i+1</m:t>
-              </m:r>
-            </m:sub>
-          </m:sSub>
-          <m:r>
-            <w:rPr>
-              <w:rFonts w:ascii="Cambria Math" w:hAnsi="Cambria Math"/>
-            </w:rPr>
-            <m:t>=</m:t>
-          </m:r>
-          <m:f>
-            <m:fPr>
-              <m:ctrlPr>
-                <w:rPr>
-                  <w:rFonts w:ascii="Cambria Math" w:hAnsi="Cambria Math"/>
-                  <w:i/>
-                </w:rPr>
-              </m:ctrlPr>
-            </m:fPr>
-            <m:num>
-              <m:r>
-                <w:rPr>
-                  <w:rFonts w:ascii="Cambria Math" w:hAnsi="Cambria Math"/>
-                </w:rPr>
-                <m:t>d</m:t>
-              </m:r>
-            </m:num>
-            <m:den>
-              <m:r>
-                <w:rPr>
-                  <w:rFonts w:ascii="Cambria Math" w:hAnsi="Cambria Math"/>
-                </w:rPr>
-                <m:t>dt</m:t>
-              </m:r>
-            </m:den>
-          </m:f>
-          <m:sSubSup>
-            <m:sSubSupPr>
-              <m:ctrlPr>
-                <w:rPr>
-                  <w:rFonts w:ascii="Cambria Math" w:hAnsi="Cambria Math"/>
-                  <w:i/>
-                </w:rPr>
-              </m:ctrlPr>
-            </m:sSubSupPr>
-            <m:e>
-              <m:r>
-                <w:rPr>
-                  <w:rFonts w:ascii="Cambria Math" w:hAnsi="Cambria Math"/>
-                </w:rPr>
-                <m:t>R</m:t>
-              </m:r>
-            </m:e>
-            <m:sub>
-              <m:r>
-                <w:rPr>
-                  <w:rFonts w:ascii="Cambria Math" w:hAnsi="Cambria Math"/>
-                </w:rPr>
-                <m:t>i</m:t>
-              </m:r>
-            </m:sub>
-            <m:sup>
-              <m:r>
-                <w:rPr>
-                  <w:rFonts w:ascii="Cambria Math" w:hAnsi="Cambria Math"/>
-                </w:rPr>
-                <m:t>i+1</m:t>
-              </m:r>
-            </m:sup>
-          </m:sSubSup>
-          <m:sSub>
-            <m:sSubPr>
-              <m:ctrlPr>
-                <w:rPr>
-                  <w:rFonts w:ascii="Cambria Math" w:hAnsi="Cambria Math"/>
-                  <w:i/>
-                </w:rPr>
-              </m:ctrlPr>
-            </m:sSubPr>
-            <m:e>
-              <m:r>
-                <w:rPr>
-                  <w:rFonts w:ascii="Cambria Math" w:hAnsi="Cambria Math"/>
-                </w:rPr>
-                <m:t>ω</m:t>
-              </m:r>
-            </m:e>
-            <m:sub>
-              <m:r>
-                <w:rPr>
-                  <w:rFonts w:ascii="Cambria Math" w:hAnsi="Cambria Math"/>
-                </w:rPr>
-                <m:t>i</m:t>
-              </m:r>
-            </m:sub>
-          </m:sSub>
-          <m:r>
-            <w:rPr>
-              <w:rFonts w:ascii="Cambria Math" w:hAnsi="Cambria Math"/>
-            </w:rPr>
-            <m:t>+</m:t>
-          </m:r>
-          <m:sSubSup>
-            <m:sSubSupPr>
-              <m:ctrlPr>
-                <w:rPr>
-                  <w:rFonts w:ascii="Cambria Math" w:hAnsi="Cambria Math"/>
-                  <w:i/>
-                </w:rPr>
-              </m:ctrlPr>
-            </m:sSubSupPr>
-            <m:e>
-              <m:r>
-                <w:rPr>
-                  <w:rFonts w:ascii="Cambria Math" w:hAnsi="Cambria Math"/>
-                </w:rPr>
-                <m:t>R</m:t>
-              </m:r>
-            </m:e>
-            <m:sub>
-              <m:r>
-                <w:rPr>
-                  <w:rFonts w:ascii="Cambria Math" w:hAnsi="Cambria Math"/>
-                </w:rPr>
-                <m:t>i</m:t>
-              </m:r>
-            </m:sub>
-            <m:sup>
-              <m:r>
-                <w:rPr>
-                  <w:rFonts w:ascii="Cambria Math" w:hAnsi="Cambria Math"/>
-                </w:rPr>
-                <m:t>i+1</m:t>
-              </m:r>
-            </m:sup>
-          </m:sSubSup>
-          <m:f>
-            <m:fPr>
-              <m:ctrlPr>
-                <w:rPr>
-                  <w:rFonts w:ascii="Cambria Math" w:hAnsi="Cambria Math"/>
-                  <w:i/>
-                </w:rPr>
-              </m:ctrlPr>
-            </m:fPr>
-            <m:num>
-              <m:r>
-                <w:rPr>
-                  <w:rFonts w:ascii="Cambria Math" w:hAnsi="Cambria Math"/>
-                </w:rPr>
-                <m:t>d</m:t>
-              </m:r>
-            </m:num>
-            <m:den>
-              <m:r>
-                <w:rPr>
-                  <w:rFonts w:ascii="Cambria Math" w:hAnsi="Cambria Math"/>
-                </w:rPr>
-                <m:t>dt</m:t>
-              </m:r>
-            </m:den>
-          </m:f>
-          <m:sSub>
-            <m:sSubPr>
-              <m:ctrlPr>
-                <w:rPr>
-                  <w:rFonts w:ascii="Cambria Math" w:hAnsi="Cambria Math"/>
-                  <w:i/>
-                </w:rPr>
-              </m:ctrlPr>
-            </m:sSubPr>
-            <m:e>
-              <m:r>
-                <w:rPr>
-                  <w:rFonts w:ascii="Cambria Math" w:hAnsi="Cambria Math"/>
-                </w:rPr>
-                <m:t>ω</m:t>
-              </m:r>
-            </m:e>
-            <m:sub>
-              <m:r>
-                <w:rPr>
-                  <w:rFonts w:ascii="Cambria Math" w:hAnsi="Cambria Math"/>
-                </w:rPr>
-                <m:t>i</m:t>
-              </m:r>
-            </m:sub>
-          </m:sSub>
-          <m:r>
-            <w:rPr>
-              <w:rFonts w:ascii="Cambria Math" w:hAnsi="Cambria Math"/>
-            </w:rPr>
-            <m:t>+</m:t>
-          </m:r>
-          <m:sSup>
-            <m:sSupPr>
-              <m:ctrlPr>
-                <w:rPr>
-                  <w:rFonts w:ascii="Cambria Math" w:hAnsi="Cambria Math"/>
-                  <w:i/>
-                </w:rPr>
-              </m:ctrlPr>
-            </m:sSupPr>
-            <m:e>
-              <m:d>
-                <m:dPr>
-                  <m:ctrlPr>
-                    <w:rPr>
-                      <w:rFonts w:ascii="Cambria Math" w:hAnsi="Cambria Math"/>
-                      <w:i/>
-                    </w:rPr>
-                  </m:ctrlPr>
-                </m:dPr>
-                <m:e>
-                  <m:r>
-                    <w:rPr>
-                      <w:rFonts w:ascii="Cambria Math" w:hAnsi="Cambria Math"/>
-                    </w:rPr>
-                    <m:t>0,0,</m:t>
-                  </m:r>
-                  <m:sSub>
-                    <m:sSubPr>
-                      <m:ctrlPr>
-                        <w:rPr>
-                          <w:rFonts w:ascii="Cambria Math" w:hAnsi="Cambria Math"/>
-                          <w:i/>
-                        </w:rPr>
-                      </m:ctrlPr>
-                    </m:sSubPr>
-                    <m:e>
-                      <m:acc>
-                        <m:accPr>
-                          <m:chr m:val="̈"/>
-                          <m:ctrlPr>
-                            <w:rPr>
-                              <w:rFonts w:ascii="Cambria Math" w:hAnsi="Cambria Math"/>
-                              <w:i/>
-                            </w:rPr>
-                          </m:ctrlPr>
-                        </m:accPr>
-                        <m:e>
-                          <m:r>
-                            <w:rPr>
-                              <w:rFonts w:ascii="Cambria Math" w:hAnsi="Cambria Math"/>
-                            </w:rPr>
-                            <m:t>θ</m:t>
-                          </m:r>
-                        </m:e>
-                      </m:acc>
-                    </m:e>
-                    <m:sub>
-                      <m:r>
-                        <w:rPr>
-                          <w:rFonts w:ascii="Cambria Math" w:hAnsi="Cambria Math"/>
-                        </w:rPr>
-                        <m:t>i</m:t>
-                      </m:r>
-                      <m:r>
-                        <w:rPr>
-                          <w:rFonts w:ascii="Cambria Math" w:hAnsi="Cambria Math"/>
-                        </w:rPr>
-                        <m:t>+1</m:t>
-                      </m:r>
-                    </m:sub>
-                  </m:sSub>
-                </m:e>
-              </m:d>
-            </m:e>
-            <m:sup>
-              <m:r>
-                <w:rPr>
-                  <w:rFonts w:ascii="Cambria Math" w:hAnsi="Cambria Math"/>
-                </w:rPr>
-                <m:t>T</m:t>
-              </m:r>
-            </m:sup>
-          </m:sSup>
-          <m:r>
-            <w:rPr>
-              <w:rFonts w:ascii="Cambria Math" w:hAnsi="Cambria Math"/>
-            </w:rPr>
-            <w:br/>
-          </m:r>
-        </m:oMath>
-        <m:oMath>
-          <m:r>
-            <w:rPr>
-              <w:rFonts w:ascii="Cambria Math" w:hAnsi="Cambria Math"/>
-            </w:rPr>
-            <m:t>=</m:t>
-          </m:r>
-          <m:sSub>
-            <m:sSubPr>
-              <m:ctrlPr>
-                <w:rPr>
-                  <w:rFonts w:ascii="Cambria Math" w:hAnsi="Cambria Math"/>
-                  <w:i/>
-                </w:rPr>
-              </m:ctrlPr>
-            </m:sSubPr>
-            <m:e>
-              <m:r>
-                <w:rPr>
-                  <w:rFonts w:ascii="Cambria Math" w:hAnsi="Cambria Math"/>
-                </w:rPr>
-                <m:t>ω</m:t>
-              </m:r>
-            </m:e>
-            <m:sub>
-              <m:r>
-                <w:rPr>
-                  <w:rFonts w:ascii="Cambria Math" w:hAnsi="Cambria Math"/>
-                </w:rPr>
-                <m:t>i+1</m:t>
-              </m:r>
-            </m:sub>
-          </m:sSub>
-          <m:r>
-            <w:rPr>
-              <w:rFonts w:ascii="Cambria Math" w:hAnsi="Cambria Math"/>
-            </w:rPr>
-            <m:t>×</m:t>
-          </m:r>
-          <m:sSubSup>
-            <m:sSubSupPr>
-              <m:ctrlPr>
-                <w:rPr>
-                  <w:rFonts w:ascii="Cambria Math" w:hAnsi="Cambria Math"/>
-                  <w:i/>
-                </w:rPr>
-              </m:ctrlPr>
-            </m:sSubSupPr>
-            <m:e>
-              <m:r>
-                <w:rPr>
-                  <w:rFonts w:ascii="Cambria Math" w:hAnsi="Cambria Math"/>
-                </w:rPr>
-                <m:t>R</m:t>
-              </m:r>
-            </m:e>
-            <m:sub>
-              <m:r>
-                <w:rPr>
-                  <w:rFonts w:ascii="Cambria Math" w:hAnsi="Cambria Math"/>
-                </w:rPr>
-                <m:t>i</m:t>
-              </m:r>
-            </m:sub>
-            <m:sup>
-              <m:r>
-                <w:rPr>
-                  <w:rFonts w:ascii="Cambria Math" w:hAnsi="Cambria Math"/>
-                </w:rPr>
-                <m:t>i+1</m:t>
-              </m:r>
-            </m:sup>
-          </m:sSubSup>
-          <m:sSub>
-            <m:sSubPr>
-              <m:ctrlPr>
-                <w:rPr>
-                  <w:rFonts w:ascii="Cambria Math" w:hAnsi="Cambria Math"/>
-                  <w:i/>
-                </w:rPr>
-              </m:ctrlPr>
-            </m:sSubPr>
-            <m:e>
-              <m:r>
-                <w:rPr>
-                  <w:rFonts w:ascii="Cambria Math" w:hAnsi="Cambria Math"/>
-                </w:rPr>
-                <m:t>ω</m:t>
-              </m:r>
-            </m:e>
-            <m:sub>
-              <m:r>
-                <w:rPr>
-                  <w:rFonts w:ascii="Cambria Math" w:hAnsi="Cambria Math"/>
-                </w:rPr>
-                <m:t>i</m:t>
-              </m:r>
-            </m:sub>
-          </m:sSub>
-          <m:r>
-            <w:rPr>
-              <w:rFonts w:ascii="Cambria Math" w:hAnsi="Cambria Math"/>
-            </w:rPr>
-            <m:t>+</m:t>
-          </m:r>
-          <m:sSubSup>
-            <m:sSubSupPr>
-              <m:ctrlPr>
-                <w:rPr>
-                  <w:rFonts w:ascii="Cambria Math" w:hAnsi="Cambria Math"/>
-                  <w:i/>
-                </w:rPr>
-              </m:ctrlPr>
-            </m:sSubSupPr>
-            <m:e>
-              <m:r>
-                <w:rPr>
-                  <w:rFonts w:ascii="Cambria Math" w:hAnsi="Cambria Math"/>
-                </w:rPr>
-                <m:t>R</m:t>
-              </m:r>
-            </m:e>
-            <m:sub>
-              <m:r>
-                <w:rPr>
-                  <w:rFonts w:ascii="Cambria Math" w:hAnsi="Cambria Math"/>
-                </w:rPr>
-                <m:t>i</m:t>
-              </m:r>
-            </m:sub>
-            <m:sup>
-              <m:r>
-                <w:rPr>
-                  <w:rFonts w:ascii="Cambria Math" w:hAnsi="Cambria Math"/>
-                </w:rPr>
-                <m:t>i+1</m:t>
-              </m:r>
-            </m:sup>
-          </m:sSubSup>
-          <m:sSub>
-            <m:sSubPr>
-              <m:ctrlPr>
-                <w:rPr>
-                  <w:rFonts w:ascii="Cambria Math" w:hAnsi="Cambria Math"/>
-                  <w:i/>
-                </w:rPr>
-              </m:ctrlPr>
-            </m:sSubPr>
-            <m:e>
-              <m:acc>
-                <m:accPr>
-                  <m:chr m:val="̇"/>
-                  <m:ctrlPr>
-                    <w:rPr>
-                      <w:rFonts w:ascii="Cambria Math" w:hAnsi="Cambria Math"/>
-                      <w:i/>
-                    </w:rPr>
-                  </m:ctrlPr>
-                </m:accPr>
-                <m:e>
-                  <m:r>
-                    <w:rPr>
-                      <w:rFonts w:ascii="Cambria Math" w:hAnsi="Cambria Math"/>
-                    </w:rPr>
-                    <m:t>ω</m:t>
-                  </m:r>
-                </m:e>
-              </m:acc>
-            </m:e>
-            <m:sub>
-              <m:r>
-                <w:rPr>
-                  <w:rFonts w:ascii="Cambria Math" w:hAnsi="Cambria Math"/>
-                </w:rPr>
-                <m:t>i</m:t>
-              </m:r>
-            </m:sub>
-          </m:sSub>
-          <m:r>
-            <w:rPr>
-              <w:rFonts w:ascii="Cambria Math" w:hAnsi="Cambria Math"/>
-            </w:rPr>
-            <m:t>+</m:t>
-          </m:r>
-          <m:sSup>
-            <m:sSupPr>
-              <m:ctrlPr>
-                <w:rPr>
-                  <w:rFonts w:ascii="Cambria Math" w:hAnsi="Cambria Math"/>
-                  <w:i/>
-                </w:rPr>
-              </m:ctrlPr>
-            </m:sSupPr>
-            <m:e>
-              <m:d>
-                <m:dPr>
-                  <m:ctrlPr>
-                    <w:rPr>
-                      <w:rFonts w:ascii="Cambria Math" w:hAnsi="Cambria Math"/>
-                      <w:i/>
-                    </w:rPr>
-                  </m:ctrlPr>
-                </m:dPr>
-                <m:e>
-                  <m:r>
-                    <w:rPr>
-                      <w:rFonts w:ascii="Cambria Math" w:hAnsi="Cambria Math"/>
-                    </w:rPr>
-                    <m:t>0,0,</m:t>
-                  </m:r>
-                  <m:sSub>
-                    <m:sSubPr>
-                      <m:ctrlPr>
-                        <w:rPr>
-                          <w:rFonts w:ascii="Cambria Math" w:hAnsi="Cambria Math"/>
-                          <w:i/>
-                        </w:rPr>
-                      </m:ctrlPr>
-                    </m:sSubPr>
-                    <m:e>
-                      <m:acc>
-                        <m:accPr>
-                          <m:chr m:val="̈"/>
-                          <m:ctrlPr>
-                            <w:rPr>
-                              <w:rFonts w:ascii="Cambria Math" w:hAnsi="Cambria Math"/>
-                              <w:i/>
-                            </w:rPr>
-                          </m:ctrlPr>
-                        </m:accPr>
-                        <m:e>
-                          <m:r>
-                            <w:rPr>
-                              <w:rFonts w:ascii="Cambria Math" w:hAnsi="Cambria Math"/>
-                            </w:rPr>
-                            <m:t>θ</m:t>
-                          </m:r>
-                        </m:e>
-                      </m:acc>
-                    </m:e>
-                    <m:sub>
-                      <m:r>
-                        <w:rPr>
-                          <w:rFonts w:ascii="Cambria Math" w:hAnsi="Cambria Math"/>
-                        </w:rPr>
-                        <m:t>i+1</m:t>
-                      </m:r>
-                    </m:sub>
-                  </m:sSub>
-                </m:e>
-              </m:d>
-            </m:e>
-            <m:sup>
-              <m:r>
-                <w:rPr>
-                  <w:rFonts w:ascii="Cambria Math" w:hAnsi="Cambria Math"/>
-                </w:rPr>
-                <m:t>T</m:t>
-              </m:r>
-            </m:sup>
-          </m:sSup>
-          <m:r>
-            <w:rPr>
-              <w:rFonts w:ascii="Cambria Math" w:hAnsi="Cambria Math"/>
-            </w:rPr>
-            <w:br/>
-          </m:r>
-        </m:oMath>
-        <m:oMath>
-          <m:r>
-            <w:rPr>
-              <w:rFonts w:ascii="Cambria Math" w:hAnsi="Cambria Math"/>
-            </w:rPr>
-            <m:t>=</m:t>
-          </m:r>
-          <m:sSub>
-            <m:sSubPr>
-              <m:ctrlPr>
-                <w:rPr>
-                  <w:rFonts w:ascii="Cambria Math" w:hAnsi="Cambria Math"/>
-                  <w:i/>
-                </w:rPr>
-              </m:ctrlPr>
-            </m:sSubPr>
-            <m:e>
-              <m:r>
-                <w:rPr>
-                  <w:rFonts w:ascii="Cambria Math" w:hAnsi="Cambria Math"/>
-                </w:rPr>
-                <m:t>ω</m:t>
-              </m:r>
-            </m:e>
-            <m:sub>
-              <m:r>
-                <w:rPr>
-                  <w:rFonts w:ascii="Cambria Math" w:hAnsi="Cambria Math"/>
-                </w:rPr>
-                <m:t>i+1</m:t>
-              </m:r>
-            </m:sub>
-          </m:sSub>
-          <m:r>
-            <w:rPr>
-              <w:rFonts w:ascii="Cambria Math" w:hAnsi="Cambria Math"/>
-            </w:rPr>
-            <m:t>×</m:t>
-          </m:r>
-          <m:d>
-            <m:dPr>
-              <m:ctrlPr>
-                <w:rPr>
-                  <w:rFonts w:ascii="Cambria Math" w:hAnsi="Cambria Math"/>
-                  <w:i/>
-                </w:rPr>
-              </m:ctrlPr>
-            </m:dPr>
-            <m:e>
-              <m:sSub>
-                <m:sSubPr>
-                  <m:ctrlPr>
-                    <w:rPr>
-                      <w:rFonts w:ascii="Cambria Math" w:hAnsi="Cambria Math"/>
-                      <w:i/>
-                    </w:rPr>
-                  </m:ctrlPr>
-                </m:sSubPr>
-                <m:e>
-                  <m:r>
-                    <w:rPr>
-                      <w:rFonts w:ascii="Cambria Math" w:hAnsi="Cambria Math"/>
-                    </w:rPr>
-                    <m:t>ω</m:t>
-                  </m:r>
-                </m:e>
-                <m:sub>
-                  <m:r>
-                    <w:rPr>
-                      <w:rFonts w:ascii="Cambria Math" w:hAnsi="Cambria Math"/>
-                    </w:rPr>
-                    <m:t>i+1</m:t>
-                  </m:r>
-                </m:sub>
-              </m:sSub>
-              <m:r>
-                <w:rPr>
-                  <w:rFonts w:ascii="Cambria Math" w:hAnsi="Cambria Math"/>
-                </w:rPr>
-                <m:t>-</m:t>
-              </m:r>
-              <m:sSup>
-                <m:sSupPr>
-                  <m:ctrlPr>
-                    <w:rPr>
-                      <w:rFonts w:ascii="Cambria Math" w:hAnsi="Cambria Math"/>
-                      <w:i/>
-                    </w:rPr>
-                  </m:ctrlPr>
-                </m:sSupPr>
-                <m:e>
-                  <m:d>
-                    <m:dPr>
-                      <m:ctrlPr>
-                        <w:rPr>
-                          <w:rFonts w:ascii="Cambria Math" w:hAnsi="Cambria Math"/>
-                          <w:i/>
-                        </w:rPr>
-                      </m:ctrlPr>
-                    </m:dPr>
-                    <m:e>
-                      <m:r>
-                        <w:rPr>
-                          <w:rFonts w:ascii="Cambria Math" w:hAnsi="Cambria Math"/>
-                        </w:rPr>
-                        <m:t>0,0,</m:t>
-                      </m:r>
-                      <m:sSub>
-                        <m:sSubPr>
-                          <m:ctrlPr>
-                            <w:rPr>
-                              <w:rFonts w:ascii="Cambria Math" w:hAnsi="Cambria Math"/>
-                              <w:i/>
-                            </w:rPr>
-                          </m:ctrlPr>
-                        </m:sSubPr>
-                        <m:e>
-                          <m:acc>
-                            <m:accPr>
-                              <m:chr m:val="̇"/>
-                              <m:ctrlPr>
-                                <w:rPr>
-                                  <w:rFonts w:ascii="Cambria Math" w:hAnsi="Cambria Math"/>
-                                  <w:i/>
-                                </w:rPr>
-                              </m:ctrlPr>
-                            </m:accPr>
-                            <m:e>
-                              <m:r>
-                                <w:rPr>
-                                  <w:rFonts w:ascii="Cambria Math" w:hAnsi="Cambria Math"/>
-                                </w:rPr>
-                                <m:t>θ</m:t>
-                              </m:r>
-                            </m:e>
-                          </m:acc>
-                        </m:e>
-                        <m:sub>
-                          <m:r>
-                            <w:rPr>
-                              <w:rFonts w:ascii="Cambria Math" w:hAnsi="Cambria Math"/>
-                            </w:rPr>
-                            <m:t>i+1</m:t>
-                          </m:r>
-                        </m:sub>
-                      </m:sSub>
-                    </m:e>
-                  </m:d>
-                </m:e>
-                <m:sup>
-                  <m:r>
-                    <w:rPr>
-                      <w:rFonts w:ascii="Cambria Math" w:hAnsi="Cambria Math"/>
-                    </w:rPr>
-                    <m:t>T</m:t>
-                  </m:r>
-                </m:sup>
-              </m:sSup>
-            </m:e>
-          </m:d>
-          <m:r>
-            <w:rPr>
-              <w:rFonts w:ascii="Cambria Math" w:hAnsi="Cambria Math"/>
-            </w:rPr>
-            <m:t>+</m:t>
-          </m:r>
-          <m:sSubSup>
-            <m:sSubSupPr>
-              <m:ctrlPr>
-                <w:rPr>
-                  <w:rFonts w:ascii="Cambria Math" w:hAnsi="Cambria Math"/>
-                  <w:i/>
-                </w:rPr>
-              </m:ctrlPr>
-            </m:sSubSupPr>
-            <m:e>
-              <m:r>
-                <w:rPr>
-                  <w:rFonts w:ascii="Cambria Math" w:hAnsi="Cambria Math"/>
-                </w:rPr>
-                <m:t>R</m:t>
-              </m:r>
-            </m:e>
-            <m:sub>
-              <m:r>
-                <w:rPr>
-                  <w:rFonts w:ascii="Cambria Math" w:hAnsi="Cambria Math"/>
-                </w:rPr>
-                <m:t>i</m:t>
-              </m:r>
-            </m:sub>
-            <m:sup>
-              <m:r>
-                <w:rPr>
-                  <w:rFonts w:ascii="Cambria Math" w:hAnsi="Cambria Math"/>
-                </w:rPr>
-                <m:t>i+1</m:t>
-              </m:r>
-            </m:sup>
-          </m:sSubSup>
-          <m:sSub>
-            <m:sSubPr>
-              <m:ctrlPr>
-                <w:rPr>
-                  <w:rFonts w:ascii="Cambria Math" w:hAnsi="Cambria Math"/>
-                  <w:i/>
-                </w:rPr>
-              </m:ctrlPr>
-            </m:sSubPr>
-            <m:e>
-              <m:acc>
-                <m:accPr>
-                  <m:chr m:val="̇"/>
-                  <m:ctrlPr>
-                    <w:rPr>
-                      <w:rFonts w:ascii="Cambria Math" w:hAnsi="Cambria Math"/>
-                      <w:i/>
-                    </w:rPr>
-                  </m:ctrlPr>
-                </m:accPr>
-                <m:e>
-                  <m:r>
-                    <w:rPr>
-                      <w:rFonts w:ascii="Cambria Math" w:hAnsi="Cambria Math"/>
-                    </w:rPr>
-                    <m:t>ω</m:t>
-                  </m:r>
-                </m:e>
-              </m:acc>
-            </m:e>
-            <m:sub>
-              <m:r>
-                <w:rPr>
-                  <w:rFonts w:ascii="Cambria Math" w:hAnsi="Cambria Math"/>
-                </w:rPr>
-                <m:t>i</m:t>
-              </m:r>
-            </m:sub>
-          </m:sSub>
-          <m:r>
-            <w:rPr>
-              <w:rFonts w:ascii="Cambria Math" w:hAnsi="Cambria Math"/>
-            </w:rPr>
-            <m:t>+</m:t>
-          </m:r>
-          <m:sSup>
-            <m:sSupPr>
-              <m:ctrlPr>
-                <w:rPr>
-                  <w:rFonts w:ascii="Cambria Math" w:hAnsi="Cambria Math"/>
-                  <w:i/>
-                </w:rPr>
-              </m:ctrlPr>
-            </m:sSupPr>
-            <m:e>
-              <m:d>
-                <m:dPr>
-                  <m:ctrlPr>
-                    <w:rPr>
-                      <w:rFonts w:ascii="Cambria Math" w:hAnsi="Cambria Math"/>
-                      <w:i/>
-                    </w:rPr>
-                  </m:ctrlPr>
-                </m:dPr>
-                <m:e>
-                  <m:r>
-                    <w:rPr>
-                      <w:rFonts w:ascii="Cambria Math" w:hAnsi="Cambria Math"/>
-                    </w:rPr>
-                    <m:t>0,0,</m:t>
-                  </m:r>
-                  <m:sSub>
-                    <m:sSubPr>
-                      <m:ctrlPr>
-                        <w:rPr>
-                          <w:rFonts w:ascii="Cambria Math" w:hAnsi="Cambria Math"/>
-                          <w:i/>
-                        </w:rPr>
-                      </m:ctrlPr>
-                    </m:sSubPr>
-                    <m:e>
-                      <m:acc>
-                        <m:accPr>
-                          <m:chr m:val="̈"/>
-                          <m:ctrlPr>
-                            <w:rPr>
-                              <w:rFonts w:ascii="Cambria Math" w:hAnsi="Cambria Math"/>
-                              <w:i/>
-                            </w:rPr>
-                          </m:ctrlPr>
-                        </m:accPr>
-                        <m:e>
-                          <m:r>
-                            <w:rPr>
-                              <w:rFonts w:ascii="Cambria Math" w:hAnsi="Cambria Math"/>
-                            </w:rPr>
-                            <m:t>θ</m:t>
-                          </m:r>
-                        </m:e>
-                      </m:acc>
-                    </m:e>
-                    <m:sub>
-                      <m:r>
-                        <w:rPr>
-                          <w:rFonts w:ascii="Cambria Math" w:hAnsi="Cambria Math"/>
-                        </w:rPr>
-                        <m:t>i+1</m:t>
-                      </m:r>
-                    </m:sub>
-                  </m:sSub>
-                </m:e>
-              </m:d>
-            </m:e>
-            <m:sup>
-              <m:r>
-                <w:rPr>
-                  <w:rFonts w:ascii="Cambria Math" w:hAnsi="Cambria Math"/>
-                </w:rPr>
-                <m:t>T</m:t>
-              </m:r>
-            </m:sup>
-          </m:sSup>
-          <m:r>
-            <w:rPr>
-              <w:rFonts w:ascii="Cambria Math" w:hAnsi="Cambria Math"/>
-            </w:rPr>
-            <w:br/>
-          </m:r>
-        </m:oMath>
-        <m:oMath>
-          <m:r>
-            <w:rPr>
-              <w:rFonts w:ascii="Cambria Math" w:hAnsi="Cambria Math"/>
-            </w:rPr>
-            <m:t>=0-</m:t>
-          </m:r>
-          <m:sSub>
-            <m:sSubPr>
-              <m:ctrlPr>
-                <w:rPr>
-                  <w:rFonts w:ascii="Cambria Math" w:hAnsi="Cambria Math"/>
-                  <w:i/>
-                </w:rPr>
-              </m:ctrlPr>
-            </m:sSubPr>
-            <m:e>
-              <m:r>
-                <w:rPr>
-                  <w:rFonts w:ascii="Cambria Math" w:hAnsi="Cambria Math"/>
-                </w:rPr>
-                <m:t>ω</m:t>
-              </m:r>
-            </m:e>
-            <m:sub>
-              <m:r>
-                <w:rPr>
-                  <w:rFonts w:ascii="Cambria Math" w:hAnsi="Cambria Math"/>
-                </w:rPr>
-                <m:t>i+1</m:t>
-              </m:r>
-            </m:sub>
-          </m:sSub>
-          <m:r>
-            <w:rPr>
-              <w:rFonts w:ascii="Cambria Math" w:hAnsi="Cambria Math"/>
-            </w:rPr>
-            <m:t>×</m:t>
-          </m:r>
-          <m:sSup>
-            <m:sSupPr>
-              <m:ctrlPr>
-                <w:rPr>
-                  <w:rFonts w:ascii="Cambria Math" w:hAnsi="Cambria Math"/>
-                  <w:i/>
-                </w:rPr>
-              </m:ctrlPr>
-            </m:sSupPr>
-            <m:e>
-              <m:d>
-                <m:dPr>
-                  <m:ctrlPr>
-                    <w:rPr>
-                      <w:rFonts w:ascii="Cambria Math" w:hAnsi="Cambria Math"/>
-                      <w:i/>
-                    </w:rPr>
-                  </m:ctrlPr>
-                </m:dPr>
-                <m:e>
-                  <m:r>
-                    <w:rPr>
-                      <w:rFonts w:ascii="Cambria Math" w:hAnsi="Cambria Math"/>
-                    </w:rPr>
-                    <m:t>0,0,</m:t>
-                  </m:r>
-                  <m:sSub>
-                    <m:sSubPr>
-                      <m:ctrlPr>
-                        <w:rPr>
-                          <w:rFonts w:ascii="Cambria Math" w:hAnsi="Cambria Math"/>
-                          <w:i/>
-                        </w:rPr>
-                      </m:ctrlPr>
-                    </m:sSubPr>
-                    <m:e>
-                      <m:acc>
-                        <m:accPr>
-                          <m:chr m:val="̇"/>
-                          <m:ctrlPr>
-                            <w:rPr>
-                              <w:rFonts w:ascii="Cambria Math" w:hAnsi="Cambria Math"/>
-                              <w:i/>
-                            </w:rPr>
-                          </m:ctrlPr>
-                        </m:accPr>
-                        <m:e>
-                          <m:r>
-                            <w:rPr>
-                              <w:rFonts w:ascii="Cambria Math" w:hAnsi="Cambria Math"/>
-                            </w:rPr>
-                            <m:t>θ</m:t>
-                          </m:r>
-                        </m:e>
-                      </m:acc>
-                    </m:e>
-                    <m:sub>
-                      <m:r>
-                        <w:rPr>
-                          <w:rFonts w:ascii="Cambria Math" w:hAnsi="Cambria Math"/>
-                        </w:rPr>
-                        <m:t>i+1</m:t>
-                      </m:r>
-                    </m:sub>
-                  </m:sSub>
-                </m:e>
-              </m:d>
-            </m:e>
-            <m:sup>
-              <m:r>
-                <w:rPr>
-                  <w:rFonts w:ascii="Cambria Math" w:hAnsi="Cambria Math"/>
-                </w:rPr>
-                <m:t>T</m:t>
-              </m:r>
-            </m:sup>
-          </m:sSup>
-          <m:r>
-            <w:rPr>
-              <w:rFonts w:ascii="Cambria Math" w:hAnsi="Cambria Math"/>
-            </w:rPr>
-            <m:t>+</m:t>
-          </m:r>
-          <m:sSubSup>
-            <m:sSubSupPr>
-              <m:ctrlPr>
-                <w:rPr>
-                  <w:rFonts w:ascii="Cambria Math" w:hAnsi="Cambria Math"/>
-                  <w:i/>
-                </w:rPr>
-              </m:ctrlPr>
-            </m:sSubSupPr>
-            <m:e>
-              <m:r>
-                <w:rPr>
-                  <w:rFonts w:ascii="Cambria Math" w:hAnsi="Cambria Math"/>
-                </w:rPr>
-                <m:t>R</m:t>
-              </m:r>
-            </m:e>
-            <m:sub>
-              <m:r>
-                <w:rPr>
-                  <w:rFonts w:ascii="Cambria Math" w:hAnsi="Cambria Math"/>
-                </w:rPr>
-                <m:t>i</m:t>
-              </m:r>
-            </m:sub>
-            <m:sup>
-              <m:r>
-                <w:rPr>
-                  <w:rFonts w:ascii="Cambria Math" w:hAnsi="Cambria Math"/>
-                </w:rPr>
-                <m:t>i+1</m:t>
-              </m:r>
-            </m:sup>
-          </m:sSubSup>
-          <m:sSub>
-            <m:sSubPr>
-              <m:ctrlPr>
-                <w:rPr>
-                  <w:rFonts w:ascii="Cambria Math" w:hAnsi="Cambria Math"/>
-                  <w:i/>
-                </w:rPr>
-              </m:ctrlPr>
-            </m:sSubPr>
-            <m:e>
-              <m:acc>
-                <m:accPr>
-                  <m:chr m:val="̇"/>
-                  <m:ctrlPr>
-                    <w:rPr>
-                      <w:rFonts w:ascii="Cambria Math" w:hAnsi="Cambria Math"/>
-                      <w:i/>
-                    </w:rPr>
-                  </m:ctrlPr>
-                </m:accPr>
-                <m:e>
-                  <m:r>
-                    <w:rPr>
-                      <w:rFonts w:ascii="Cambria Math" w:hAnsi="Cambria Math"/>
-                    </w:rPr>
-                    <m:t>ω</m:t>
-                  </m:r>
-                </m:e>
-              </m:acc>
-            </m:e>
-            <m:sub>
-              <m:r>
-                <w:rPr>
-                  <w:rFonts w:ascii="Cambria Math" w:hAnsi="Cambria Math"/>
-                </w:rPr>
-                <m:t>i</m:t>
-              </m:r>
-            </m:sub>
-          </m:sSub>
-          <m:r>
-            <w:rPr>
-              <w:rFonts w:ascii="Cambria Math" w:hAnsi="Cambria Math"/>
-            </w:rPr>
-            <m:t>+</m:t>
-          </m:r>
-          <m:sSup>
-            <m:sSupPr>
-              <m:ctrlPr>
-                <w:rPr>
-                  <w:rFonts w:ascii="Cambria Math" w:hAnsi="Cambria Math"/>
-                  <w:i/>
-                </w:rPr>
-              </m:ctrlPr>
-            </m:sSupPr>
-            <m:e>
-              <m:d>
-                <m:dPr>
-                  <m:ctrlPr>
-                    <w:rPr>
-                      <w:rFonts w:ascii="Cambria Math" w:hAnsi="Cambria Math"/>
-                      <w:i/>
-                    </w:rPr>
-                  </m:ctrlPr>
-                </m:dPr>
-                <m:e>
-                  <m:r>
-                    <w:rPr>
-                      <w:rFonts w:ascii="Cambria Math" w:hAnsi="Cambria Math"/>
-                    </w:rPr>
-                    <m:t>0,0,</m:t>
-                  </m:r>
-                  <m:sSub>
-                    <m:sSubPr>
-                      <m:ctrlPr>
-                        <w:rPr>
-                          <w:rFonts w:ascii="Cambria Math" w:hAnsi="Cambria Math"/>
-                          <w:i/>
-                        </w:rPr>
-                      </m:ctrlPr>
-                    </m:sSubPr>
-                    <m:e>
-                      <m:acc>
-                        <m:accPr>
-                          <m:chr m:val="̈"/>
-                          <m:ctrlPr>
-                            <w:rPr>
-                              <w:rFonts w:ascii="Cambria Math" w:hAnsi="Cambria Math"/>
-                              <w:i/>
-                            </w:rPr>
-                          </m:ctrlPr>
-                        </m:accPr>
-                        <m:e>
-                          <m:r>
-                            <w:rPr>
-                              <w:rFonts w:ascii="Cambria Math" w:hAnsi="Cambria Math"/>
-                            </w:rPr>
-                            <m:t>θ</m:t>
-                          </m:r>
-                        </m:e>
-                      </m:acc>
-                    </m:e>
-                    <m:sub>
-                      <m:r>
-                        <w:rPr>
-                          <w:rFonts w:ascii="Cambria Math" w:hAnsi="Cambria Math"/>
-                        </w:rPr>
-                        <m:t>i+1</m:t>
-                      </m:r>
-                    </m:sub>
-                  </m:sSub>
-                </m:e>
-              </m:d>
-            </m:e>
-            <m:sup>
-              <m:r>
-                <w:rPr>
-                  <w:rFonts w:ascii="Cambria Math" w:hAnsi="Cambria Math"/>
-                </w:rPr>
-                <m:t>T</m:t>
-              </m:r>
-            </m:sup>
-          </m:sSup>
-          <m:r>
-            <w:rPr>
-              <w:rFonts w:ascii="Cambria Math" w:hAnsi="Cambria Math"/>
-            </w:rPr>
-            <w:br/>
-          </m:r>
-        </m:oMath>
-        <m:oMath>
-          <m:r>
-            <w:rPr>
-              <w:rFonts w:ascii="Cambria Math" w:hAnsi="Cambria Math"/>
-            </w:rPr>
-            <m:t>=</m:t>
-          </m:r>
-          <m:d>
-            <m:dPr>
-              <m:ctrlPr>
-                <w:rPr>
-                  <w:rFonts w:ascii="Cambria Math" w:hAnsi="Cambria Math"/>
-                  <w:i/>
-                </w:rPr>
-              </m:ctrlPr>
-            </m:dPr>
-            <m:e>
-              <m:r>
-                <w:rPr>
-                  <w:rFonts w:ascii="Cambria Math" w:hAnsi="Cambria Math"/>
-                </w:rPr>
-                <m:t>-</m:t>
-              </m:r>
-              <m:sSubSup>
-                <m:sSubSupPr>
-                  <m:ctrlPr>
-                    <w:rPr>
-                      <w:rFonts w:ascii="Cambria Math" w:hAnsi="Cambria Math"/>
-                      <w:i/>
-                    </w:rPr>
-                  </m:ctrlPr>
-                </m:sSubSupPr>
-                <m:e>
-                  <m:r>
-                    <w:rPr>
-                      <w:rFonts w:ascii="Cambria Math" w:hAnsi="Cambria Math"/>
-                    </w:rPr>
-                    <m:t>R</m:t>
-                  </m:r>
-                </m:e>
-                <m:sub>
-                  <m:r>
-                    <w:rPr>
-                      <w:rFonts w:ascii="Cambria Math" w:hAnsi="Cambria Math"/>
-                    </w:rPr>
-                    <m:t>i</m:t>
-                  </m:r>
-                </m:sub>
-                <m:sup>
-                  <m:r>
-                    <w:rPr>
-                      <w:rFonts w:ascii="Cambria Math" w:hAnsi="Cambria Math"/>
-                    </w:rPr>
-                    <m:t>i+1</m:t>
-                  </m:r>
-                </m:sup>
-              </m:sSubSup>
-              <m:sSub>
-                <m:sSubPr>
-                  <m:ctrlPr>
-                    <w:rPr>
-                      <w:rFonts w:ascii="Cambria Math" w:hAnsi="Cambria Math"/>
-                      <w:i/>
-                    </w:rPr>
-                  </m:ctrlPr>
-                </m:sSubPr>
-                <m:e>
-                  <m:r>
-                    <w:rPr>
-                      <w:rFonts w:ascii="Cambria Math" w:hAnsi="Cambria Math"/>
-                    </w:rPr>
-                    <m:t>ω</m:t>
-                  </m:r>
-                </m:e>
-                <m:sub>
-                  <m:r>
-                    <w:rPr>
-                      <w:rFonts w:ascii="Cambria Math" w:hAnsi="Cambria Math"/>
-                    </w:rPr>
-                    <m:t>i</m:t>
-                  </m:r>
-                </m:sub>
-              </m:sSub>
-              <m:r>
-                <w:rPr>
-                  <w:rFonts w:ascii="Cambria Math" w:hAnsi="Cambria Math"/>
-                </w:rPr>
-                <m:t>+</m:t>
-              </m:r>
-              <m:sSup>
-                <m:sSupPr>
-                  <m:ctrlPr>
-                    <w:rPr>
-                      <w:rFonts w:ascii="Cambria Math" w:hAnsi="Cambria Math"/>
-                      <w:i/>
-                    </w:rPr>
-                  </m:ctrlPr>
-                </m:sSupPr>
-                <m:e>
-                  <m:d>
-                    <m:dPr>
-                      <m:ctrlPr>
-                        <w:rPr>
-                          <w:rFonts w:ascii="Cambria Math" w:hAnsi="Cambria Math"/>
-                          <w:i/>
-                        </w:rPr>
-                      </m:ctrlPr>
-                    </m:dPr>
-                    <m:e>
-                      <m:r>
-                        <w:rPr>
-                          <w:rFonts w:ascii="Cambria Math" w:hAnsi="Cambria Math"/>
-                        </w:rPr>
-                        <m:t>0,0,</m:t>
-                      </m:r>
-                      <m:sSub>
-                        <m:sSubPr>
-                          <m:ctrlPr>
-                            <w:rPr>
-                              <w:rFonts w:ascii="Cambria Math" w:hAnsi="Cambria Math"/>
-                              <w:i/>
-                            </w:rPr>
-                          </m:ctrlPr>
-                        </m:sSubPr>
-                        <m:e>
-                          <m:acc>
-                            <m:accPr>
-                              <m:chr m:val="̇"/>
-                              <m:ctrlPr>
-                                <w:rPr>
-                                  <w:rFonts w:ascii="Cambria Math" w:hAnsi="Cambria Math"/>
-                                  <w:i/>
-                                </w:rPr>
-                              </m:ctrlPr>
-                            </m:accPr>
-                            <m:e>
-                              <m:r>
-                                <w:rPr>
-                                  <w:rFonts w:ascii="Cambria Math" w:hAnsi="Cambria Math"/>
-                                </w:rPr>
-                                <m:t>θ</m:t>
-                              </m:r>
-                            </m:e>
-                          </m:acc>
-                        </m:e>
-                        <m:sub>
-                          <m:r>
-                            <w:rPr>
-                              <w:rFonts w:ascii="Cambria Math" w:hAnsi="Cambria Math"/>
-                            </w:rPr>
-                            <m:t>i+1</m:t>
-                          </m:r>
-                        </m:sub>
-                      </m:sSub>
-                    </m:e>
-                  </m:d>
-                </m:e>
-                <m:sup>
-                  <m:r>
-                    <w:rPr>
-                      <w:rFonts w:ascii="Cambria Math" w:hAnsi="Cambria Math"/>
-                    </w:rPr>
-                    <m:t>T</m:t>
-                  </m:r>
-                </m:sup>
-              </m:sSup>
-            </m:e>
-          </m:d>
-          <m:r>
-            <w:rPr>
-              <w:rFonts w:ascii="Cambria Math" w:hAnsi="Cambria Math"/>
-            </w:rPr>
-            <m:t>×</m:t>
-          </m:r>
-          <m:sSup>
-            <m:sSupPr>
-              <m:ctrlPr>
-                <w:rPr>
-                  <w:rFonts w:ascii="Cambria Math" w:hAnsi="Cambria Math"/>
-                  <w:i/>
-                </w:rPr>
-              </m:ctrlPr>
-            </m:sSupPr>
-            <m:e>
-              <m:d>
-                <m:dPr>
-                  <m:ctrlPr>
-                    <w:rPr>
-                      <w:rFonts w:ascii="Cambria Math" w:hAnsi="Cambria Math"/>
-                      <w:i/>
-                    </w:rPr>
-                  </m:ctrlPr>
-                </m:dPr>
-                <m:e>
-                  <m:r>
-                    <w:rPr>
-                      <w:rFonts w:ascii="Cambria Math" w:hAnsi="Cambria Math"/>
-                    </w:rPr>
-                    <m:t>0,0,</m:t>
-                  </m:r>
-                  <m:sSub>
-                    <m:sSubPr>
-                      <m:ctrlPr>
-                        <w:rPr>
-                          <w:rFonts w:ascii="Cambria Math" w:hAnsi="Cambria Math"/>
-                          <w:i/>
-                        </w:rPr>
-                      </m:ctrlPr>
-                    </m:sSubPr>
-                    <m:e>
-                      <m:acc>
-                        <m:accPr>
-                          <m:chr m:val="̇"/>
-                          <m:ctrlPr>
-                            <w:rPr>
-                              <w:rFonts w:ascii="Cambria Math" w:hAnsi="Cambria Math"/>
-                              <w:i/>
-                            </w:rPr>
-                          </m:ctrlPr>
-                        </m:accPr>
-                        <m:e>
-                          <m:r>
-                            <w:rPr>
-                              <w:rFonts w:ascii="Cambria Math" w:hAnsi="Cambria Math"/>
-                            </w:rPr>
-                            <m:t>θ</m:t>
-                          </m:r>
-                        </m:e>
-                      </m:acc>
-                    </m:e>
-                    <m:sub>
-                      <m:r>
-                        <w:rPr>
-                          <w:rFonts w:ascii="Cambria Math" w:hAnsi="Cambria Math"/>
-                        </w:rPr>
-                        <m:t>i+1</m:t>
-                      </m:r>
-                    </m:sub>
-                  </m:sSub>
-                </m:e>
-              </m:d>
-            </m:e>
-            <m:sup>
-              <m:r>
-                <w:rPr>
-                  <w:rFonts w:ascii="Cambria Math" w:hAnsi="Cambria Math"/>
-                </w:rPr>
-                <m:t>T</m:t>
-              </m:r>
-            </m:sup>
-          </m:sSup>
-          <m:r>
-            <w:rPr>
-              <w:rFonts w:ascii="Cambria Math" w:hAnsi="Cambria Math"/>
-            </w:rPr>
-            <m:t>+</m:t>
-          </m:r>
-          <m:sSubSup>
-            <m:sSubSupPr>
-              <m:ctrlPr>
-                <w:rPr>
-                  <w:rFonts w:ascii="Cambria Math" w:hAnsi="Cambria Math"/>
-                  <w:i/>
-                </w:rPr>
-              </m:ctrlPr>
-            </m:sSubSupPr>
-            <m:e>
-              <m:r>
-                <w:rPr>
-                  <w:rFonts w:ascii="Cambria Math" w:hAnsi="Cambria Math"/>
-                </w:rPr>
-                <m:t>R</m:t>
-              </m:r>
-            </m:e>
-            <m:sub>
-              <m:r>
-                <w:rPr>
-                  <w:rFonts w:ascii="Cambria Math" w:hAnsi="Cambria Math"/>
-                </w:rPr>
-                <m:t>i</m:t>
-              </m:r>
-            </m:sub>
-            <m:sup>
-              <m:r>
-                <w:rPr>
-                  <w:rFonts w:ascii="Cambria Math" w:hAnsi="Cambria Math"/>
-                </w:rPr>
-                <m:t>i+1</m:t>
-              </m:r>
-            </m:sup>
-          </m:sSubSup>
-          <m:sSub>
-            <m:sSubPr>
-              <m:ctrlPr>
-                <w:rPr>
-                  <w:rFonts w:ascii="Cambria Math" w:hAnsi="Cambria Math"/>
-                  <w:i/>
-                </w:rPr>
-              </m:ctrlPr>
-            </m:sSubPr>
-            <m:e>
-              <m:acc>
-                <m:accPr>
-                  <m:chr m:val="̇"/>
-                  <m:ctrlPr>
-                    <w:rPr>
-                      <w:rFonts w:ascii="Cambria Math" w:hAnsi="Cambria Math"/>
-                      <w:i/>
-                    </w:rPr>
-                  </m:ctrlPr>
-                </m:accPr>
-                <m:e>
-                  <m:r>
-                    <w:rPr>
-                      <w:rFonts w:ascii="Cambria Math" w:hAnsi="Cambria Math"/>
-                    </w:rPr>
-                    <m:t>ω</m:t>
-                  </m:r>
-                </m:e>
-              </m:acc>
-            </m:e>
-            <m:sub>
-              <m:r>
-                <w:rPr>
-                  <w:rFonts w:ascii="Cambria Math" w:hAnsi="Cambria Math"/>
-                </w:rPr>
-                <m:t>i</m:t>
-              </m:r>
-            </m:sub>
-          </m:sSub>
-          <m:r>
-            <w:rPr>
-              <w:rFonts w:ascii="Cambria Math" w:hAnsi="Cambria Math"/>
-            </w:rPr>
-            <m:t>+</m:t>
-          </m:r>
-          <m:sSup>
-            <m:sSupPr>
-              <m:ctrlPr>
-                <w:rPr>
-                  <w:rFonts w:ascii="Cambria Math" w:hAnsi="Cambria Math"/>
-                  <w:i/>
-                </w:rPr>
-              </m:ctrlPr>
-            </m:sSupPr>
-            <m:e>
-              <m:d>
-                <m:dPr>
-                  <m:ctrlPr>
-                    <w:rPr>
-                      <w:rFonts w:ascii="Cambria Math" w:hAnsi="Cambria Math"/>
-                      <w:i/>
-                    </w:rPr>
-                  </m:ctrlPr>
-                </m:dPr>
-                <m:e>
-                  <m:r>
-                    <w:rPr>
-                      <w:rFonts w:ascii="Cambria Math" w:hAnsi="Cambria Math"/>
-                    </w:rPr>
-                    <m:t>0,0,</m:t>
-                  </m:r>
-                  <m:sSub>
-                    <m:sSubPr>
-                      <m:ctrlPr>
-                        <w:rPr>
-                          <w:rFonts w:ascii="Cambria Math" w:hAnsi="Cambria Math"/>
-                          <w:i/>
-                        </w:rPr>
-                      </m:ctrlPr>
-                    </m:sSubPr>
-                    <m:e>
-                      <m:acc>
-                        <m:accPr>
-                          <m:chr m:val="̈"/>
-                          <m:ctrlPr>
-                            <w:rPr>
-                              <w:rFonts w:ascii="Cambria Math" w:hAnsi="Cambria Math"/>
-                              <w:i/>
-                            </w:rPr>
-                          </m:ctrlPr>
-                        </m:accPr>
-                        <m:e>
-                          <m:r>
-                            <w:rPr>
-                              <w:rFonts w:ascii="Cambria Math" w:hAnsi="Cambria Math"/>
-                            </w:rPr>
-                            <m:t>θ</m:t>
-                          </m:r>
-                        </m:e>
-                      </m:acc>
-                    </m:e>
-                    <m:sub>
-                      <m:r>
-                        <w:rPr>
-                          <w:rFonts w:ascii="Cambria Math" w:hAnsi="Cambria Math"/>
-                        </w:rPr>
-                        <m:t>i+1</m:t>
-                      </m:r>
-                    </m:sub>
-                  </m:sSub>
-                </m:e>
-              </m:d>
-            </m:e>
-            <m:sup>
-              <m:r>
-                <w:rPr>
-                  <w:rFonts w:ascii="Cambria Math" w:hAnsi="Cambria Math"/>
-                </w:rPr>
-                <m:t>T</m:t>
-              </m:r>
-            </m:sup>
-          </m:sSup>
-        </m:oMath>
-      </m:oMathPara>
     </w:p>
     <w:p>
       <w:pPr>
@@ -25417,6 +22998,7 @@
   <w:style w:type="character" w:default="1" w:styleId="a0">
     <w:name w:val="Default Paragraph Font"/>
     <w:uiPriority w:val="1"/>
+    <w:semiHidden/>
     <w:unhideWhenUsed/>
   </w:style>
   <w:style w:type="table" w:default="1" w:styleId="a1">
